--- a/test/lab-3/ПРИ123-ТПО-#03-Нямаа.docx
+++ b/test/lab-3/ПРИ123-ТПО-#03-Нямаа.docx
@@ -1053,8 +1053,13 @@
     </w:p>
     <w:p>
       <w:pPr>
-        <w:spacing w:line="360" w:lineRule="auto"/>
-        <w:ind w:firstLine="709"/>
+        <w:pStyle w:val="a6"/>
+        <w:numPr>
+          <w:ilvl w:val="0"/>
+          <w:numId w:val="10"/>
+        </w:numPr>
+        <w:spacing w:line="360" w:lineRule="auto"/>
+        <w:ind w:left="0" w:firstLine="709"/>
         <w:jc w:val="both"/>
         <w:rPr>
           <w:sz w:val="28"/>
@@ -1064,19 +1069,18 @@
         <w:rPr>
           <w:sz w:val="28"/>
         </w:rPr>
-        <w:t xml:space="preserve">- </w:t>
-      </w:r>
-      <w:r>
-        <w:rPr>
-          <w:sz w:val="28"/>
-        </w:rPr>
         <w:t>Зарегистрироваться, получить список всех команд, добавить в избранное 2 команды.</w:t>
       </w:r>
     </w:p>
     <w:p>
       <w:pPr>
-        <w:spacing w:line="360" w:lineRule="auto"/>
-        <w:ind w:firstLine="709"/>
+        <w:pStyle w:val="a6"/>
+        <w:numPr>
+          <w:ilvl w:val="0"/>
+          <w:numId w:val="10"/>
+        </w:numPr>
+        <w:spacing w:line="360" w:lineRule="auto"/>
+        <w:ind w:left="0" w:firstLine="709"/>
         <w:jc w:val="both"/>
         <w:rPr>
           <w:sz w:val="28"/>
@@ -1086,19 +1090,18 @@
         <w:rPr>
           <w:sz w:val="28"/>
         </w:rPr>
-        <w:t xml:space="preserve">- </w:t>
-      </w:r>
-      <w:r>
-        <w:rPr>
-          <w:sz w:val="28"/>
-        </w:rPr>
         <w:t>Войти, получить список избранных команд, удалить из избранного 1 команду.</w:t>
       </w:r>
     </w:p>
     <w:p>
       <w:pPr>
-        <w:spacing w:line="360" w:lineRule="auto"/>
-        <w:ind w:firstLine="709"/>
+        <w:pStyle w:val="a6"/>
+        <w:numPr>
+          <w:ilvl w:val="0"/>
+          <w:numId w:val="10"/>
+        </w:numPr>
+        <w:spacing w:line="360" w:lineRule="auto"/>
+        <w:ind w:left="0" w:firstLine="709"/>
         <w:jc w:val="both"/>
         <w:rPr>
           <w:sz w:val="28"/>
@@ -1108,19 +1111,18 @@
         <w:rPr>
           <w:sz w:val="28"/>
         </w:rPr>
-        <w:t xml:space="preserve">- </w:t>
-      </w:r>
-      <w:r>
-        <w:rPr>
-          <w:sz w:val="28"/>
-        </w:rPr>
         <w:t>Войти, получить список всех команд, получить состав любой команды.</w:t>
       </w:r>
     </w:p>
     <w:p>
       <w:pPr>
-        <w:spacing w:line="360" w:lineRule="auto"/>
-        <w:ind w:firstLine="709"/>
+        <w:pStyle w:val="a6"/>
+        <w:numPr>
+          <w:ilvl w:val="0"/>
+          <w:numId w:val="10"/>
+        </w:numPr>
+        <w:spacing w:line="360" w:lineRule="auto"/>
+        <w:ind w:left="0" w:firstLine="709"/>
         <w:jc w:val="both"/>
         <w:rPr>
           <w:sz w:val="28"/>
@@ -1130,13 +1132,47 @@
         <w:rPr>
           <w:sz w:val="28"/>
         </w:rPr>
-        <w:t xml:space="preserve">- </w:t>
-      </w:r>
-      <w:r>
-        <w:rPr>
-          <w:sz w:val="28"/>
-        </w:rPr>
         <w:t>Войти, получить список всех команд, получить результаты игр любой команды.</w:t>
+      </w:r>
+    </w:p>
+    <w:p>
+      <w:pPr>
+        <w:pStyle w:val="a6"/>
+        <w:numPr>
+          <w:ilvl w:val="0"/>
+          <w:numId w:val="10"/>
+        </w:numPr>
+        <w:spacing w:line="360" w:lineRule="auto"/>
+        <w:ind w:left="0" w:firstLine="709"/>
+        <w:jc w:val="both"/>
+        <w:rPr>
+          <w:sz w:val="28"/>
+        </w:rPr>
+      </w:pPr>
+      <w:r>
+        <w:rPr>
+          <w:sz w:val="28"/>
+        </w:rPr>
+        <w:t xml:space="preserve">Свой сценарий: </w:t>
+      </w:r>
+      <w:r>
+        <w:rPr>
+          <w:sz w:val="28"/>
+        </w:rPr>
+        <w:t>в</w:t>
+      </w:r>
+      <w:r>
+        <w:rPr>
+          <w:sz w:val="28"/>
+        </w:rPr>
+        <w:t>ойти, зарегистрироваться в конкурсе прогнозов, сделать ставку любой суммы на любой матч, проверить добавление ставки</w:t>
+      </w:r>
+      <w:r>
+        <w:rPr>
+          <w:sz w:val="28"/>
+          <w:lang w:val="en-US"/>
+        </w:rPr>
+        <w:t>.</w:t>
       </w:r>
     </w:p>
     <w:p>
@@ -1260,27 +1296,55 @@
         <w:rPr>
           <w:sz w:val="28"/>
         </w:rPr>
-        <w:t>В начале выполнения данной лабораторной работы была установлена программа «</w:t>
+        <w:t xml:space="preserve">В начале выполнения данной лабораторной работы </w:t>
+      </w:r>
+      <w:r>
+        <w:rPr>
+          <w:sz w:val="28"/>
+        </w:rPr>
+        <w:t>было загружено содержимое с</w:t>
       </w:r>
       <w:r>
         <w:rPr>
           <w:sz w:val="28"/>
           <w:lang w:val="en-US"/>
         </w:rPr>
-        <w:t>SoapUI</w:t>
-      </w:r>
-      <w:r>
-        <w:rPr>
-          <w:sz w:val="28"/>
-        </w:rPr>
-        <w:t xml:space="preserve">» и создан новый проект с необходимым </w:t>
+        <w:t xml:space="preserve"> </w:t>
+      </w:r>
+      <w:hyperlink r:id="rId8" w:history="1">
+        <w:r>
+          <w:rPr>
+            <w:rStyle w:val="af"/>
+            <w:sz w:val="28"/>
+          </w:rPr>
+          <w:t>http://befutsal.ru/m/api</w:t>
+        </w:r>
+      </w:hyperlink>
+      <w:r>
+        <w:rPr>
+          <w:sz w:val="28"/>
+        </w:rPr>
+        <w:t xml:space="preserve"> в </w:t>
       </w:r>
       <w:r>
         <w:rPr>
           <w:sz w:val="28"/>
           <w:lang w:val="en-US"/>
         </w:rPr>
-        <w:t xml:space="preserve">wsdl </w:t>
+        <w:t>Swagger Editor</w:t>
+      </w:r>
+      <w:r>
+        <w:rPr>
+          <w:sz w:val="28"/>
+        </w:rPr>
+        <w:t xml:space="preserve"> для ознакомления с документацией </w:t>
+      </w:r>
+      <w:r>
+        <w:rPr>
+          <w:sz w:val="28"/>
+          <w:lang w:val="en-US"/>
+        </w:rPr>
+        <w:t xml:space="preserve">API </w:t>
       </w:r>
       <w:r>
         <w:rPr>
@@ -1297,14 +1361,59 @@
           <w:sz w:val="28"/>
         </w:rPr>
       </w:pPr>
-    </w:p>
-    <w:p>
-      <w:pPr>
-        <w:spacing w:line="360" w:lineRule="auto"/>
-        <w:jc w:val="center"/>
-        <w:rPr>
-          <w:sz w:val="28"/>
-          <w:szCs w:val="28"/>
+      <w:r>
+        <w:lastRenderedPageBreak/>
+        <w:drawing>
+          <wp:inline distT="0" distB="0" distL="0" distR="0" wp14:anchorId="26AECB91" wp14:editId="61B3ADCF">
+            <wp:extent cx="5874327" cy="3304191"/>
+            <wp:effectExtent l="0" t="0" r="0" b="0"/>
+            <wp:docPr id="3" name="Рисунок 3"/>
+            <wp:cNvGraphicFramePr>
+              <a:graphicFrameLocks xmlns:a="http://schemas.openxmlformats.org/drawingml/2006/main" noChangeAspect="1"/>
+            </wp:cNvGraphicFramePr>
+            <a:graphic xmlns:a="http://schemas.openxmlformats.org/drawingml/2006/main">
+              <a:graphicData uri="http://schemas.openxmlformats.org/drawingml/2006/picture">
+                <pic:pic xmlns:pic="http://schemas.openxmlformats.org/drawingml/2006/picture">
+                  <pic:nvPicPr>
+                    <pic:cNvPr id="3" name="Рисунок 3"/>
+                    <pic:cNvPicPr/>
+                  </pic:nvPicPr>
+                  <pic:blipFill>
+                    <a:blip r:embed="rId9" cstate="print">
+                      <a:extLst>
+                        <a:ext uri="{28A0092B-C50C-407E-A947-70E740481C1C}">
+                          <a14:useLocalDpi xmlns:a14="http://schemas.microsoft.com/office/drawing/2010/main" val="0"/>
+                        </a:ext>
+                      </a:extLst>
+                    </a:blip>
+                    <a:stretch>
+                      <a:fillRect/>
+                    </a:stretch>
+                  </pic:blipFill>
+                  <pic:spPr>
+                    <a:xfrm>
+                      <a:off x="0" y="0"/>
+                      <a:ext cx="5875884" cy="3305067"/>
+                    </a:xfrm>
+                    <a:prstGeom prst="rect">
+                      <a:avLst/>
+                    </a:prstGeom>
+                  </pic:spPr>
+                </pic:pic>
+              </a:graphicData>
+            </a:graphic>
+          </wp:inline>
+        </w:drawing>
+      </w:r>
+    </w:p>
+    <w:p>
+      <w:pPr>
+        <w:spacing w:line="360" w:lineRule="auto"/>
+        <w:jc w:val="center"/>
+        <w:rPr>
+          <w:sz w:val="28"/>
+          <w:szCs w:val="28"/>
+          <w:lang w:val="en-US"/>
         </w:rPr>
       </w:pPr>
       <w:r>
@@ -1319,7 +1428,7 @@
           <w:sz w:val="28"/>
           <w:szCs w:val="28"/>
         </w:rPr>
-        <w:t xml:space="preserve">Создание нового проекта </w:t>
+        <w:t xml:space="preserve">Отображение </w:t>
       </w:r>
       <w:r>
         <w:rPr>
@@ -1327,7 +1436,22 @@
           <w:szCs w:val="28"/>
           <w:lang w:val="en-US"/>
         </w:rPr>
-        <w:t>SOUP</w:t>
+        <w:t xml:space="preserve">API </w:t>
+      </w:r>
+      <w:r>
+        <w:rPr>
+          <w:sz w:val="28"/>
+          <w:szCs w:val="28"/>
+        </w:rPr>
+        <w:t xml:space="preserve">документации в </w:t>
+      </w:r>
+      <w:r>
+        <w:rPr>
+          <w:sz w:val="28"/>
+          <w:szCs w:val="28"/>
+          <w:lang w:val="en-US"/>
+        </w:rPr>
+        <w:t>Swagger</w:t>
       </w:r>
       <w:r>
         <w:rPr>
@@ -1346,23 +1470,6 @@
           <w:szCs w:val="28"/>
         </w:rPr>
       </w:pPr>
-    </w:p>
-    <w:p>
-      <w:pPr>
-        <w:spacing w:line="360" w:lineRule="auto"/>
-        <w:jc w:val="center"/>
-        <w:rPr>
-          <w:sz w:val="28"/>
-          <w:szCs w:val="28"/>
-        </w:rPr>
-      </w:pPr>
-      <w:r>
-        <w:rPr>
-          <w:sz w:val="28"/>
-          <w:szCs w:val="28"/>
-        </w:rPr>
-        <w:t>ВЫВОД К РАБОТЕ:</w:t>
-      </w:r>
     </w:p>
     <w:p>
       <w:pPr>
@@ -1371,6 +1478,3884 @@
         <w:jc w:val="both"/>
         <w:rPr>
           <w:sz w:val="28"/>
+          <w:szCs w:val="28"/>
+        </w:rPr>
+      </w:pPr>
+      <w:r>
+        <w:rPr>
+          <w:sz w:val="28"/>
+          <w:szCs w:val="28"/>
+        </w:rPr>
+        <w:t xml:space="preserve">Было открыто программное обеспечение </w:t>
+      </w:r>
+      <w:r>
+        <w:rPr>
+          <w:sz w:val="28"/>
+          <w:szCs w:val="28"/>
+          <w:lang w:val="en-US"/>
+        </w:rPr>
+        <w:t>Postman</w:t>
+      </w:r>
+      <w:r>
+        <w:rPr>
+          <w:sz w:val="28"/>
+          <w:szCs w:val="28"/>
+        </w:rPr>
+        <w:t>, создан новый проек</w:t>
+      </w:r>
+      <w:r>
+        <w:rPr>
+          <w:sz w:val="28"/>
+          <w:szCs w:val="28"/>
+        </w:rPr>
+        <w:t xml:space="preserve">т, </w:t>
+      </w:r>
+      <w:r>
+        <w:rPr>
+          <w:sz w:val="28"/>
+          <w:szCs w:val="28"/>
+        </w:rPr>
+        <w:t>добавлен и настроен первый тестовый запрос на сервис</w:t>
+      </w:r>
+      <w:r>
+        <w:rPr>
+          <w:sz w:val="28"/>
+          <w:szCs w:val="28"/>
+        </w:rPr>
+        <w:t>, доступный по адресу</w:t>
+      </w:r>
+      <w:r>
+        <w:rPr>
+          <w:sz w:val="28"/>
+          <w:szCs w:val="28"/>
+        </w:rPr>
+        <w:t xml:space="preserve"> </w:t>
+      </w:r>
+      <w:hyperlink r:id="rId10" w:history="1">
+        <w:r>
+          <w:rPr>
+            <w:rStyle w:val="af"/>
+            <w:sz w:val="28"/>
+            <w:szCs w:val="28"/>
+          </w:rPr>
+          <w:t>http://befutsal.ru/m/</w:t>
+        </w:r>
+      </w:hyperlink>
+      <w:r>
+        <w:rPr>
+          <w:sz w:val="28"/>
+          <w:szCs w:val="28"/>
+        </w:rPr>
+        <w:t>.</w:t>
+      </w:r>
+    </w:p>
+    <w:p>
+      <w:pPr>
+        <w:spacing w:line="360" w:lineRule="auto"/>
+        <w:jc w:val="center"/>
+        <w:rPr>
+          <w:sz w:val="28"/>
+          <w:szCs w:val="28"/>
+        </w:rPr>
+      </w:pPr>
+      <w:r>
+        <w:drawing>
+          <wp:inline distT="0" distB="0" distL="0" distR="0" wp14:anchorId="0E57FC95" wp14:editId="4DB47A86">
+            <wp:extent cx="5940425" cy="3144520"/>
+            <wp:effectExtent l="0" t="0" r="0" b="0"/>
+            <wp:docPr id="4" name="Рисунок 4"/>
+            <wp:cNvGraphicFramePr>
+              <a:graphicFrameLocks xmlns:a="http://schemas.openxmlformats.org/drawingml/2006/main" noChangeAspect="1"/>
+            </wp:cNvGraphicFramePr>
+            <a:graphic xmlns:a="http://schemas.openxmlformats.org/drawingml/2006/main">
+              <a:graphicData uri="http://schemas.openxmlformats.org/drawingml/2006/picture">
+                <pic:pic xmlns:pic="http://schemas.openxmlformats.org/drawingml/2006/picture">
+                  <pic:nvPicPr>
+                    <pic:cNvPr id="4" name="Рисунок 4"/>
+                    <pic:cNvPicPr/>
+                  </pic:nvPicPr>
+                  <pic:blipFill>
+                    <a:blip r:embed="rId11" cstate="print">
+                      <a:extLst>
+                        <a:ext uri="{28A0092B-C50C-407E-A947-70E740481C1C}">
+                          <a14:useLocalDpi xmlns:a14="http://schemas.microsoft.com/office/drawing/2010/main" val="0"/>
+                        </a:ext>
+                      </a:extLst>
+                    </a:blip>
+                    <a:stretch>
+                      <a:fillRect/>
+                    </a:stretch>
+                  </pic:blipFill>
+                  <pic:spPr>
+                    <a:xfrm>
+                      <a:off x="0" y="0"/>
+                      <a:ext cx="5940425" cy="3144520"/>
+                    </a:xfrm>
+                    <a:prstGeom prst="rect">
+                      <a:avLst/>
+                    </a:prstGeom>
+                  </pic:spPr>
+                </pic:pic>
+              </a:graphicData>
+            </a:graphic>
+          </wp:inline>
+        </w:drawing>
+      </w:r>
+    </w:p>
+    <w:p>
+      <w:pPr>
+        <w:spacing w:line="360" w:lineRule="auto"/>
+        <w:jc w:val="center"/>
+        <w:rPr>
+          <w:sz w:val="28"/>
+          <w:szCs w:val="28"/>
+        </w:rPr>
+      </w:pPr>
+      <w:r>
+        <w:rPr>
+          <w:sz w:val="28"/>
+          <w:szCs w:val="28"/>
+        </w:rPr>
+        <w:t xml:space="preserve">Рисунок </w:t>
+      </w:r>
+      <w:r>
+        <w:rPr>
+          <w:sz w:val="28"/>
+          <w:szCs w:val="28"/>
+        </w:rPr>
+        <w:t>2</w:t>
+      </w:r>
+      <w:r>
+        <w:rPr>
+          <w:sz w:val="28"/>
+          <w:szCs w:val="28"/>
+        </w:rPr>
+        <w:t xml:space="preserve">. </w:t>
+      </w:r>
+      <w:r>
+        <w:rPr>
+          <w:sz w:val="28"/>
+          <w:szCs w:val="28"/>
+        </w:rPr>
+        <w:t>Отправление</w:t>
+      </w:r>
+      <w:r>
+        <w:rPr>
+          <w:sz w:val="28"/>
+          <w:szCs w:val="28"/>
+        </w:rPr>
+        <w:t xml:space="preserve"> тестового запроса</w:t>
+      </w:r>
+      <w:r>
+        <w:rPr>
+          <w:sz w:val="28"/>
+          <w:szCs w:val="28"/>
+        </w:rPr>
+        <w:t xml:space="preserve"> в </w:t>
+      </w:r>
+      <w:r>
+        <w:rPr>
+          <w:sz w:val="28"/>
+          <w:szCs w:val="28"/>
+          <w:lang w:val="en-US"/>
+        </w:rPr>
+        <w:t>Postman</w:t>
+      </w:r>
+      <w:r>
+        <w:rPr>
+          <w:sz w:val="28"/>
+          <w:szCs w:val="28"/>
+        </w:rPr>
+        <w:t>.</w:t>
+      </w:r>
+    </w:p>
+    <w:p>
+      <w:pPr>
+        <w:spacing w:line="360" w:lineRule="auto"/>
+        <w:jc w:val="center"/>
+        <w:rPr>
+          <w:sz w:val="28"/>
+          <w:szCs w:val="28"/>
+        </w:rPr>
+      </w:pPr>
+    </w:p>
+    <w:p>
+      <w:pPr>
+        <w:spacing w:line="360" w:lineRule="auto"/>
+        <w:ind w:firstLine="709"/>
+        <w:jc w:val="both"/>
+        <w:rPr>
+          <w:sz w:val="28"/>
+          <w:szCs w:val="28"/>
+        </w:rPr>
+      </w:pPr>
+    </w:p>
+    <w:p>
+      <w:pPr>
+        <w:spacing w:line="360" w:lineRule="auto"/>
+        <w:ind w:firstLine="709"/>
+        <w:jc w:val="both"/>
+        <w:rPr>
+          <w:sz w:val="28"/>
+          <w:szCs w:val="28"/>
+        </w:rPr>
+      </w:pPr>
+      <w:r>
+        <w:rPr>
+          <w:sz w:val="28"/>
+          <w:szCs w:val="28"/>
+        </w:rPr>
+        <w:lastRenderedPageBreak/>
+        <w:t xml:space="preserve">Были подготовлены тестовые данные (см. Рисунок 3) и составлены тест-кейсы (см. Рисунок 4) для 5 сценариев согласно условиям выполнения лабораторной работы в программном обеспечении </w:t>
+      </w:r>
+      <w:r>
+        <w:rPr>
+          <w:sz w:val="28"/>
+          <w:szCs w:val="28"/>
+          <w:lang w:val="en-US"/>
+        </w:rPr>
+        <w:t>Excel</w:t>
+      </w:r>
+      <w:r>
+        <w:rPr>
+          <w:sz w:val="28"/>
+          <w:szCs w:val="28"/>
+        </w:rPr>
+        <w:t>.</w:t>
+      </w:r>
+    </w:p>
+    <w:p>
+      <w:pPr>
+        <w:spacing w:line="360" w:lineRule="auto"/>
+        <w:jc w:val="center"/>
+        <w:rPr>
+          <w:sz w:val="28"/>
+          <w:szCs w:val="28"/>
+        </w:rPr>
+      </w:pPr>
+      <w:r>
+        <w:drawing>
+          <wp:inline distT="0" distB="0" distL="0" distR="0" wp14:anchorId="63CB66CB" wp14:editId="6899E1BE">
+            <wp:extent cx="2541031" cy="2762250"/>
+            <wp:effectExtent l="0" t="0" r="0" b="0"/>
+            <wp:docPr id="29" name="Рисунок 29"/>
+            <wp:cNvGraphicFramePr>
+              <a:graphicFrameLocks xmlns:a="http://schemas.openxmlformats.org/drawingml/2006/main" noChangeAspect="1"/>
+            </wp:cNvGraphicFramePr>
+            <a:graphic xmlns:a="http://schemas.openxmlformats.org/drawingml/2006/main">
+              <a:graphicData uri="http://schemas.openxmlformats.org/drawingml/2006/picture">
+                <pic:pic xmlns:pic="http://schemas.openxmlformats.org/drawingml/2006/picture">
+                  <pic:nvPicPr>
+                    <pic:cNvPr id="29" name="Рисунок 29"/>
+                    <pic:cNvPicPr/>
+                  </pic:nvPicPr>
+                  <pic:blipFill>
+                    <a:blip r:embed="rId12">
+                      <a:extLst>
+                        <a:ext uri="{28A0092B-C50C-407E-A947-70E740481C1C}">
+                          <a14:useLocalDpi xmlns:a14="http://schemas.microsoft.com/office/drawing/2010/main" val="0"/>
+                        </a:ext>
+                      </a:extLst>
+                    </a:blip>
+                    <a:stretch>
+                      <a:fillRect/>
+                    </a:stretch>
+                  </pic:blipFill>
+                  <pic:spPr>
+                    <a:xfrm>
+                      <a:off x="0" y="0"/>
+                      <a:ext cx="2547233" cy="2768992"/>
+                    </a:xfrm>
+                    <a:prstGeom prst="rect">
+                      <a:avLst/>
+                    </a:prstGeom>
+                  </pic:spPr>
+                </pic:pic>
+              </a:graphicData>
+            </a:graphic>
+          </wp:inline>
+        </w:drawing>
+      </w:r>
+    </w:p>
+    <w:p>
+      <w:pPr>
+        <w:spacing w:line="360" w:lineRule="auto"/>
+        <w:jc w:val="center"/>
+        <w:rPr>
+          <w:sz w:val="28"/>
+          <w:szCs w:val="28"/>
+          <w:lang w:val="en-US"/>
+        </w:rPr>
+      </w:pPr>
+      <w:r>
+        <w:rPr>
+          <w:sz w:val="28"/>
+          <w:szCs w:val="28"/>
+        </w:rPr>
+        <w:t xml:space="preserve">Рисунок </w:t>
+      </w:r>
+      <w:r>
+        <w:rPr>
+          <w:sz w:val="28"/>
+          <w:szCs w:val="28"/>
+        </w:rPr>
+        <w:t>3</w:t>
+      </w:r>
+      <w:r>
+        <w:rPr>
+          <w:sz w:val="28"/>
+          <w:szCs w:val="28"/>
+        </w:rPr>
+        <w:t xml:space="preserve">. </w:t>
+      </w:r>
+      <w:r>
+        <w:rPr>
+          <w:sz w:val="28"/>
+          <w:szCs w:val="28"/>
+        </w:rPr>
+        <w:t>Составление тестовых данных</w:t>
+      </w:r>
+      <w:r>
+        <w:rPr>
+          <w:sz w:val="28"/>
+          <w:szCs w:val="28"/>
+        </w:rPr>
+        <w:t>.</w:t>
+      </w:r>
+    </w:p>
+    <w:p>
+      <w:pPr>
+        <w:spacing w:line="360" w:lineRule="auto"/>
+        <w:jc w:val="center"/>
+        <w:rPr>
+          <w:sz w:val="28"/>
+          <w:szCs w:val="28"/>
+        </w:rPr>
+      </w:pPr>
+    </w:p>
+    <w:p>
+      <w:pPr>
+        <w:spacing w:line="360" w:lineRule="auto"/>
+        <w:jc w:val="center"/>
+        <w:rPr>
+          <w:sz w:val="28"/>
+          <w:szCs w:val="28"/>
+        </w:rPr>
+      </w:pPr>
+      <w:r>
+        <w:drawing>
+          <wp:inline distT="0" distB="0" distL="0" distR="0" wp14:anchorId="7F761376" wp14:editId="2BDE4773">
+            <wp:extent cx="5940425" cy="2850515"/>
+            <wp:effectExtent l="0" t="0" r="0" b="0"/>
+            <wp:docPr id="30" name="Рисунок 30"/>
+            <wp:cNvGraphicFramePr>
+              <a:graphicFrameLocks xmlns:a="http://schemas.openxmlformats.org/drawingml/2006/main" noChangeAspect="1"/>
+            </wp:cNvGraphicFramePr>
+            <a:graphic xmlns:a="http://schemas.openxmlformats.org/drawingml/2006/main">
+              <a:graphicData uri="http://schemas.openxmlformats.org/drawingml/2006/picture">
+                <pic:pic xmlns:pic="http://schemas.openxmlformats.org/drawingml/2006/picture">
+                  <pic:nvPicPr>
+                    <pic:cNvPr id="30" name="Рисунок 30"/>
+                    <pic:cNvPicPr/>
+                  </pic:nvPicPr>
+                  <pic:blipFill>
+                    <a:blip r:embed="rId13" cstate="print">
+                      <a:extLst>
+                        <a:ext uri="{28A0092B-C50C-407E-A947-70E740481C1C}">
+                          <a14:useLocalDpi xmlns:a14="http://schemas.microsoft.com/office/drawing/2010/main" val="0"/>
+                        </a:ext>
+                      </a:extLst>
+                    </a:blip>
+                    <a:stretch>
+                      <a:fillRect/>
+                    </a:stretch>
+                  </pic:blipFill>
+                  <pic:spPr>
+                    <a:xfrm>
+                      <a:off x="0" y="0"/>
+                      <a:ext cx="5940425" cy="2850515"/>
+                    </a:xfrm>
+                    <a:prstGeom prst="rect">
+                      <a:avLst/>
+                    </a:prstGeom>
+                  </pic:spPr>
+                </pic:pic>
+              </a:graphicData>
+            </a:graphic>
+          </wp:inline>
+        </w:drawing>
+      </w:r>
+    </w:p>
+    <w:p>
+      <w:pPr>
+        <w:spacing w:line="360" w:lineRule="auto"/>
+        <w:jc w:val="center"/>
+        <w:rPr>
+          <w:sz w:val="28"/>
+          <w:szCs w:val="28"/>
+          <w:lang w:val="en-US"/>
+        </w:rPr>
+      </w:pPr>
+      <w:r>
+        <w:rPr>
+          <w:sz w:val="28"/>
+          <w:szCs w:val="28"/>
+        </w:rPr>
+        <w:t xml:space="preserve">Рисунок </w:t>
+      </w:r>
+      <w:r>
+        <w:rPr>
+          <w:sz w:val="28"/>
+          <w:szCs w:val="28"/>
+        </w:rPr>
+        <w:t>4</w:t>
+      </w:r>
+      <w:r>
+        <w:rPr>
+          <w:sz w:val="28"/>
+          <w:szCs w:val="28"/>
+        </w:rPr>
+        <w:t xml:space="preserve">. Составление </w:t>
+      </w:r>
+      <w:r>
+        <w:rPr>
+          <w:sz w:val="28"/>
+          <w:szCs w:val="28"/>
+        </w:rPr>
+        <w:t>тест-кейсов</w:t>
+      </w:r>
+      <w:r>
+        <w:rPr>
+          <w:sz w:val="28"/>
+          <w:szCs w:val="28"/>
+        </w:rPr>
+        <w:t>.</w:t>
+      </w:r>
+    </w:p>
+    <w:p>
+      <w:pPr>
+        <w:spacing w:line="360" w:lineRule="auto"/>
+        <w:jc w:val="center"/>
+        <w:rPr>
+          <w:sz w:val="28"/>
+          <w:szCs w:val="28"/>
+        </w:rPr>
+      </w:pPr>
+    </w:p>
+    <w:p>
+      <w:pPr>
+        <w:spacing w:line="360" w:lineRule="auto"/>
+        <w:ind w:firstLine="709"/>
+        <w:jc w:val="both"/>
+        <w:rPr>
+          <w:sz w:val="28"/>
+          <w:szCs w:val="28"/>
+        </w:rPr>
+      </w:pPr>
+      <w:r>
+        <w:rPr>
+          <w:sz w:val="28"/>
+          <w:szCs w:val="28"/>
+        </w:rPr>
+        <w:t>Следующим шагом было проведено тестирование каждого сценария согласно тест-кейсам.</w:t>
+      </w:r>
+    </w:p>
+    <w:p>
+      <w:pPr>
+        <w:spacing w:line="360" w:lineRule="auto"/>
+        <w:ind w:firstLine="709"/>
+        <w:jc w:val="both"/>
+        <w:rPr>
+          <w:sz w:val="28"/>
+          <w:szCs w:val="28"/>
+        </w:rPr>
+      </w:pPr>
+      <w:r>
+        <w:rPr>
+          <w:b/>
+          <w:bCs/>
+          <w:sz w:val="28"/>
+          <w:szCs w:val="28"/>
+        </w:rPr>
+        <w:t xml:space="preserve">Первый сценарий. </w:t>
+      </w:r>
+      <w:r>
+        <w:rPr>
+          <w:sz w:val="28"/>
+          <w:szCs w:val="28"/>
+        </w:rPr>
+        <w:t xml:space="preserve">Для реализации первого сценария была пройдена регистрация по </w:t>
+      </w:r>
+      <w:r>
+        <w:rPr>
+          <w:sz w:val="28"/>
+          <w:szCs w:val="28"/>
+          <w:lang w:val="en-US"/>
+        </w:rPr>
+        <w:t>endpoint “/register”</w:t>
+      </w:r>
+      <w:r>
+        <w:rPr>
+          <w:sz w:val="28"/>
+          <w:szCs w:val="28"/>
+        </w:rPr>
+        <w:t xml:space="preserve"> с методом </w:t>
+      </w:r>
+      <w:r>
+        <w:rPr>
+          <w:sz w:val="28"/>
+          <w:szCs w:val="28"/>
+          <w:lang w:val="en-US"/>
+        </w:rPr>
+        <w:t>post</w:t>
+      </w:r>
+      <w:r>
+        <w:rPr>
+          <w:sz w:val="28"/>
+          <w:szCs w:val="28"/>
+        </w:rPr>
+        <w:t xml:space="preserve">, где в теле запроса были </w:t>
+      </w:r>
+      <w:r>
+        <w:rPr>
+          <w:sz w:val="28"/>
+          <w:szCs w:val="28"/>
+        </w:rPr>
+        <w:lastRenderedPageBreak/>
+        <w:t>переданы</w:t>
+      </w:r>
+      <w:r>
+        <w:rPr>
+          <w:sz w:val="28"/>
+          <w:szCs w:val="28"/>
+        </w:rPr>
+        <w:t xml:space="preserve"> </w:t>
+      </w:r>
+      <w:r>
+        <w:rPr>
+          <w:sz w:val="28"/>
+          <w:szCs w:val="28"/>
+        </w:rPr>
+        <w:t xml:space="preserve">ранее </w:t>
+      </w:r>
+      <w:r>
+        <w:rPr>
+          <w:sz w:val="28"/>
+          <w:szCs w:val="28"/>
+        </w:rPr>
+        <w:t>подготовленными данными.</w:t>
+      </w:r>
+    </w:p>
+    <w:p>
+      <w:pPr>
+        <w:spacing w:line="360" w:lineRule="auto"/>
+        <w:jc w:val="center"/>
+        <w:rPr>
+          <w:sz w:val="28"/>
+          <w:szCs w:val="28"/>
+        </w:rPr>
+      </w:pPr>
+      <w:r>
+        <w:drawing>
+          <wp:inline distT="0" distB="0" distL="0" distR="0" wp14:anchorId="2150CA8B" wp14:editId="443402E0">
+            <wp:extent cx="5940425" cy="3159125"/>
+            <wp:effectExtent l="0" t="0" r="0" b="0"/>
+            <wp:docPr id="5" name="Рисунок 5"/>
+            <wp:cNvGraphicFramePr>
+              <a:graphicFrameLocks xmlns:a="http://schemas.openxmlformats.org/drawingml/2006/main" noChangeAspect="1"/>
+            </wp:cNvGraphicFramePr>
+            <a:graphic xmlns:a="http://schemas.openxmlformats.org/drawingml/2006/main">
+              <a:graphicData uri="http://schemas.openxmlformats.org/drawingml/2006/picture">
+                <pic:pic xmlns:pic="http://schemas.openxmlformats.org/drawingml/2006/picture">
+                  <pic:nvPicPr>
+                    <pic:cNvPr id="5" name="Рисунок 5"/>
+                    <pic:cNvPicPr/>
+                  </pic:nvPicPr>
+                  <pic:blipFill>
+                    <a:blip r:embed="rId14" cstate="print">
+                      <a:extLst>
+                        <a:ext uri="{28A0092B-C50C-407E-A947-70E740481C1C}">
+                          <a14:useLocalDpi xmlns:a14="http://schemas.microsoft.com/office/drawing/2010/main" val="0"/>
+                        </a:ext>
+                      </a:extLst>
+                    </a:blip>
+                    <a:stretch>
+                      <a:fillRect/>
+                    </a:stretch>
+                  </pic:blipFill>
+                  <pic:spPr>
+                    <a:xfrm>
+                      <a:off x="0" y="0"/>
+                      <a:ext cx="5940425" cy="3159125"/>
+                    </a:xfrm>
+                    <a:prstGeom prst="rect">
+                      <a:avLst/>
+                    </a:prstGeom>
+                  </pic:spPr>
+                </pic:pic>
+              </a:graphicData>
+            </a:graphic>
+          </wp:inline>
+        </w:drawing>
+      </w:r>
+    </w:p>
+    <w:p>
+      <w:pPr>
+        <w:spacing w:line="360" w:lineRule="auto"/>
+        <w:jc w:val="center"/>
+        <w:rPr>
+          <w:sz w:val="28"/>
+          <w:szCs w:val="28"/>
+          <w:lang w:val="en-US"/>
+        </w:rPr>
+      </w:pPr>
+      <w:r>
+        <w:rPr>
+          <w:sz w:val="28"/>
+          <w:szCs w:val="28"/>
+        </w:rPr>
+        <w:t>Рисунок</w:t>
+      </w:r>
+      <w:r>
+        <w:rPr>
+          <w:sz w:val="28"/>
+          <w:szCs w:val="28"/>
+        </w:rPr>
+        <w:t xml:space="preserve"> 5</w:t>
+      </w:r>
+      <w:r>
+        <w:rPr>
+          <w:sz w:val="28"/>
+          <w:szCs w:val="28"/>
+        </w:rPr>
+        <w:t>.</w:t>
+      </w:r>
+      <w:r>
+        <w:rPr>
+          <w:sz w:val="28"/>
+          <w:szCs w:val="28"/>
+        </w:rPr>
+        <w:t xml:space="preserve"> Прохождение регистрации.</w:t>
+      </w:r>
+    </w:p>
+    <w:p>
+      <w:pPr>
+        <w:spacing w:line="360" w:lineRule="auto"/>
+        <w:rPr>
+          <w:sz w:val="28"/>
+          <w:szCs w:val="28"/>
+        </w:rPr>
+      </w:pPr>
+    </w:p>
+    <w:p>
+      <w:pPr>
+        <w:spacing w:line="360" w:lineRule="auto"/>
+        <w:ind w:firstLine="709"/>
+        <w:jc w:val="both"/>
+        <w:rPr>
+          <w:sz w:val="28"/>
+          <w:szCs w:val="28"/>
+        </w:rPr>
+      </w:pPr>
+      <w:r>
+        <w:rPr>
+          <w:sz w:val="28"/>
+          <w:szCs w:val="28"/>
+        </w:rPr>
+        <w:t xml:space="preserve">После регистрации была пройдена авторизация на созданный аккаунт по </w:t>
+      </w:r>
+      <w:r>
+        <w:rPr>
+          <w:sz w:val="28"/>
+          <w:szCs w:val="28"/>
+          <w:lang w:val="en-US"/>
+        </w:rPr>
+        <w:t>endpoint “/login”</w:t>
+      </w:r>
+      <w:r>
+        <w:rPr>
+          <w:sz w:val="28"/>
+          <w:szCs w:val="28"/>
+        </w:rPr>
+        <w:t xml:space="preserve"> с методом </w:t>
+      </w:r>
+      <w:r>
+        <w:rPr>
+          <w:sz w:val="28"/>
+          <w:szCs w:val="28"/>
+          <w:lang w:val="en-US"/>
+        </w:rPr>
+        <w:t>post</w:t>
+      </w:r>
+      <w:r>
+        <w:rPr>
+          <w:sz w:val="28"/>
+          <w:szCs w:val="28"/>
+        </w:rPr>
+        <w:t>.</w:t>
+      </w:r>
+    </w:p>
+    <w:p>
+      <w:pPr>
+        <w:spacing w:line="360" w:lineRule="auto"/>
+        <w:jc w:val="center"/>
+        <w:rPr>
+          <w:sz w:val="28"/>
+          <w:szCs w:val="28"/>
+        </w:rPr>
+      </w:pPr>
+      <w:r>
+        <w:drawing>
+          <wp:inline distT="0" distB="0" distL="0" distR="0" wp14:anchorId="1649B04C" wp14:editId="5A230668">
+            <wp:extent cx="5940425" cy="3158490"/>
+            <wp:effectExtent l="0" t="0" r="0" b="0"/>
+            <wp:docPr id="6" name="Рисунок 6"/>
+            <wp:cNvGraphicFramePr>
+              <a:graphicFrameLocks xmlns:a="http://schemas.openxmlformats.org/drawingml/2006/main" noChangeAspect="1"/>
+            </wp:cNvGraphicFramePr>
+            <a:graphic xmlns:a="http://schemas.openxmlformats.org/drawingml/2006/main">
+              <a:graphicData uri="http://schemas.openxmlformats.org/drawingml/2006/picture">
+                <pic:pic xmlns:pic="http://schemas.openxmlformats.org/drawingml/2006/picture">
+                  <pic:nvPicPr>
+                    <pic:cNvPr id="6" name="Рисунок 6"/>
+                    <pic:cNvPicPr/>
+                  </pic:nvPicPr>
+                  <pic:blipFill>
+                    <a:blip r:embed="rId15" cstate="print">
+                      <a:extLst>
+                        <a:ext uri="{28A0092B-C50C-407E-A947-70E740481C1C}">
+                          <a14:useLocalDpi xmlns:a14="http://schemas.microsoft.com/office/drawing/2010/main" val="0"/>
+                        </a:ext>
+                      </a:extLst>
+                    </a:blip>
+                    <a:stretch>
+                      <a:fillRect/>
+                    </a:stretch>
+                  </pic:blipFill>
+                  <pic:spPr>
+                    <a:xfrm>
+                      <a:off x="0" y="0"/>
+                      <a:ext cx="5940425" cy="3158490"/>
+                    </a:xfrm>
+                    <a:prstGeom prst="rect">
+                      <a:avLst/>
+                    </a:prstGeom>
+                  </pic:spPr>
+                </pic:pic>
+              </a:graphicData>
+            </a:graphic>
+          </wp:inline>
+        </w:drawing>
+      </w:r>
+    </w:p>
+    <w:p>
+      <w:pPr>
+        <w:spacing w:line="360" w:lineRule="auto"/>
+        <w:jc w:val="center"/>
+        <w:rPr>
+          <w:sz w:val="28"/>
+          <w:szCs w:val="28"/>
+          <w:lang w:val="en-US"/>
+        </w:rPr>
+      </w:pPr>
+      <w:r>
+        <w:rPr>
+          <w:sz w:val="28"/>
+          <w:szCs w:val="28"/>
+        </w:rPr>
+        <w:t xml:space="preserve">Рисунок </w:t>
+      </w:r>
+      <w:r>
+        <w:rPr>
+          <w:sz w:val="28"/>
+          <w:szCs w:val="28"/>
+        </w:rPr>
+        <w:t>6</w:t>
+      </w:r>
+      <w:r>
+        <w:rPr>
+          <w:sz w:val="28"/>
+          <w:szCs w:val="28"/>
+        </w:rPr>
+        <w:t xml:space="preserve">. Прохождение </w:t>
+      </w:r>
+      <w:r>
+        <w:rPr>
+          <w:sz w:val="28"/>
+          <w:szCs w:val="28"/>
+        </w:rPr>
+        <w:t>авторизации</w:t>
+      </w:r>
+      <w:r>
+        <w:rPr>
+          <w:sz w:val="28"/>
+          <w:szCs w:val="28"/>
+        </w:rPr>
+        <w:t>.</w:t>
+      </w:r>
+    </w:p>
+    <w:p>
+      <w:pPr>
+        <w:spacing w:line="360" w:lineRule="auto"/>
+        <w:jc w:val="center"/>
+        <w:rPr>
+          <w:sz w:val="28"/>
+          <w:szCs w:val="28"/>
+        </w:rPr>
+      </w:pPr>
+    </w:p>
+    <w:p>
+      <w:pPr>
+        <w:spacing w:line="360" w:lineRule="auto"/>
+        <w:ind w:firstLine="709"/>
+        <w:jc w:val="both"/>
+        <w:rPr>
+          <w:sz w:val="28"/>
+          <w:szCs w:val="28"/>
+        </w:rPr>
+      </w:pPr>
+      <w:r>
+        <w:rPr>
+          <w:sz w:val="28"/>
+          <w:szCs w:val="28"/>
+        </w:rPr>
+        <w:t xml:space="preserve">Был получен список всех команд, перейдя на </w:t>
+      </w:r>
+      <w:r>
+        <w:rPr>
+          <w:sz w:val="28"/>
+          <w:szCs w:val="28"/>
+          <w:lang w:val="en-US"/>
+        </w:rPr>
+        <w:t xml:space="preserve">endpoint “/teams” </w:t>
+      </w:r>
+      <w:r>
+        <w:rPr>
+          <w:sz w:val="28"/>
+          <w:szCs w:val="28"/>
+        </w:rPr>
+        <w:t xml:space="preserve">с методом </w:t>
+      </w:r>
+      <w:r>
+        <w:rPr>
+          <w:sz w:val="28"/>
+          <w:szCs w:val="28"/>
+          <w:lang w:val="en-US"/>
+        </w:rPr>
+        <w:t>get</w:t>
+      </w:r>
+      <w:r>
+        <w:rPr>
+          <w:sz w:val="28"/>
+          <w:szCs w:val="28"/>
+        </w:rPr>
+        <w:t>.</w:t>
+      </w:r>
+    </w:p>
+    <w:p>
+      <w:pPr>
+        <w:spacing w:line="360" w:lineRule="auto"/>
+        <w:jc w:val="center"/>
+        <w:rPr>
+          <w:sz w:val="28"/>
+          <w:szCs w:val="28"/>
+        </w:rPr>
+      </w:pPr>
+      <w:r>
+        <w:lastRenderedPageBreak/>
+        <w:drawing>
+          <wp:inline distT="0" distB="0" distL="0" distR="0" wp14:anchorId="13FAA32A" wp14:editId="11524206">
+            <wp:extent cx="5922010" cy="3156585"/>
+            <wp:effectExtent l="0" t="0" r="2540" b="5715"/>
+            <wp:docPr id="7" name="Рисунок 7"/>
+            <wp:cNvGraphicFramePr>
+              <a:graphicFrameLocks xmlns:a="http://schemas.openxmlformats.org/drawingml/2006/main" noChangeAspect="1"/>
+            </wp:cNvGraphicFramePr>
+            <a:graphic xmlns:a="http://schemas.openxmlformats.org/drawingml/2006/main">
+              <a:graphicData uri="http://schemas.openxmlformats.org/drawingml/2006/picture">
+                <pic:pic xmlns:pic="http://schemas.openxmlformats.org/drawingml/2006/picture">
+                  <pic:nvPicPr>
+                    <pic:cNvPr id="0" name="Picture 1"/>
+                    <pic:cNvPicPr>
+                      <a:picLocks noChangeAspect="1" noChangeArrowheads="1"/>
+                    </pic:cNvPicPr>
+                  </pic:nvPicPr>
+                  <pic:blipFill>
+                    <a:blip r:embed="rId16" cstate="print">
+                      <a:extLst>
+                        <a:ext uri="{28A0092B-C50C-407E-A947-70E740481C1C}">
+                          <a14:useLocalDpi xmlns:a14="http://schemas.microsoft.com/office/drawing/2010/main" val="0"/>
+                        </a:ext>
+                      </a:extLst>
+                    </a:blip>
+                    <a:srcRect/>
+                    <a:stretch>
+                      <a:fillRect/>
+                    </a:stretch>
+                  </pic:blipFill>
+                  <pic:spPr bwMode="auto">
+                    <a:xfrm>
+                      <a:off x="0" y="0"/>
+                      <a:ext cx="5922010" cy="3156585"/>
+                    </a:xfrm>
+                    <a:prstGeom prst="rect">
+                      <a:avLst/>
+                    </a:prstGeom>
+                    <a:noFill/>
+                    <a:ln>
+                      <a:noFill/>
+                    </a:ln>
+                  </pic:spPr>
+                </pic:pic>
+              </a:graphicData>
+            </a:graphic>
+          </wp:inline>
+        </w:drawing>
+      </w:r>
+    </w:p>
+    <w:p>
+      <w:pPr>
+        <w:spacing w:line="360" w:lineRule="auto"/>
+        <w:jc w:val="center"/>
+        <w:rPr>
+          <w:sz w:val="28"/>
+          <w:szCs w:val="28"/>
+          <w:lang w:val="en-US"/>
+        </w:rPr>
+      </w:pPr>
+      <w:r>
+        <w:rPr>
+          <w:sz w:val="28"/>
+          <w:szCs w:val="28"/>
+        </w:rPr>
+        <w:t xml:space="preserve">Рисунок </w:t>
+      </w:r>
+      <w:r>
+        <w:rPr>
+          <w:sz w:val="28"/>
+          <w:szCs w:val="28"/>
+        </w:rPr>
+        <w:t>7</w:t>
+      </w:r>
+      <w:r>
+        <w:rPr>
+          <w:sz w:val="28"/>
+          <w:szCs w:val="28"/>
+        </w:rPr>
+        <w:t xml:space="preserve">. </w:t>
+      </w:r>
+      <w:r>
+        <w:rPr>
+          <w:sz w:val="28"/>
+          <w:szCs w:val="28"/>
+        </w:rPr>
+        <w:t>Получение списка всех команд.</w:t>
+      </w:r>
+    </w:p>
+    <w:p>
+      <w:pPr>
+        <w:spacing w:line="360" w:lineRule="auto"/>
+        <w:jc w:val="center"/>
+        <w:rPr>
+          <w:sz w:val="28"/>
+          <w:szCs w:val="28"/>
+        </w:rPr>
+      </w:pPr>
+    </w:p>
+    <w:p>
+      <w:pPr>
+        <w:spacing w:line="360" w:lineRule="auto"/>
+        <w:ind w:firstLine="709"/>
+        <w:jc w:val="both"/>
+        <w:rPr>
+          <w:sz w:val="28"/>
+          <w:szCs w:val="28"/>
+        </w:rPr>
+      </w:pPr>
+      <w:r>
+        <w:rPr>
+          <w:sz w:val="28"/>
+          <w:szCs w:val="28"/>
+        </w:rPr>
+        <w:t xml:space="preserve">При помощи </w:t>
+      </w:r>
+      <w:r>
+        <w:rPr>
+          <w:sz w:val="28"/>
+          <w:szCs w:val="28"/>
+          <w:lang w:val="en-US"/>
+        </w:rPr>
+        <w:t xml:space="preserve">endpoint “/favourites” </w:t>
+      </w:r>
+      <w:r>
+        <w:rPr>
+          <w:sz w:val="28"/>
+          <w:szCs w:val="28"/>
+        </w:rPr>
+        <w:t xml:space="preserve">с методом </w:t>
+      </w:r>
+      <w:r>
+        <w:rPr>
+          <w:sz w:val="28"/>
+          <w:szCs w:val="28"/>
+          <w:lang w:val="en-US"/>
+        </w:rPr>
+        <w:t xml:space="preserve">post </w:t>
+      </w:r>
+      <w:r>
+        <w:rPr>
+          <w:sz w:val="28"/>
+          <w:szCs w:val="28"/>
+        </w:rPr>
+        <w:t>была добавлена первая команда в список избранных.</w:t>
+      </w:r>
+    </w:p>
+    <w:p>
+      <w:pPr>
+        <w:spacing w:line="360" w:lineRule="auto"/>
+        <w:jc w:val="center"/>
+        <w:rPr>
+          <w:sz w:val="28"/>
+          <w:szCs w:val="28"/>
+        </w:rPr>
+      </w:pPr>
+      <w:r>
+        <w:drawing>
+          <wp:inline distT="0" distB="0" distL="0" distR="0" wp14:anchorId="320EC021" wp14:editId="7891D2A0">
+            <wp:extent cx="5940425" cy="3145790"/>
+            <wp:effectExtent l="0" t="0" r="0" b="0"/>
+            <wp:docPr id="11" name="Рисунок 11"/>
+            <wp:cNvGraphicFramePr>
+              <a:graphicFrameLocks xmlns:a="http://schemas.openxmlformats.org/drawingml/2006/main" noChangeAspect="1"/>
+            </wp:cNvGraphicFramePr>
+            <a:graphic xmlns:a="http://schemas.openxmlformats.org/drawingml/2006/main">
+              <a:graphicData uri="http://schemas.openxmlformats.org/drawingml/2006/picture">
+                <pic:pic xmlns:pic="http://schemas.openxmlformats.org/drawingml/2006/picture">
+                  <pic:nvPicPr>
+                    <pic:cNvPr id="11" name="Рисунок 11"/>
+                    <pic:cNvPicPr/>
+                  </pic:nvPicPr>
+                  <pic:blipFill>
+                    <a:blip r:embed="rId17" cstate="print">
+                      <a:extLst>
+                        <a:ext uri="{28A0092B-C50C-407E-A947-70E740481C1C}">
+                          <a14:useLocalDpi xmlns:a14="http://schemas.microsoft.com/office/drawing/2010/main" val="0"/>
+                        </a:ext>
+                      </a:extLst>
+                    </a:blip>
+                    <a:stretch>
+                      <a:fillRect/>
+                    </a:stretch>
+                  </pic:blipFill>
+                  <pic:spPr>
+                    <a:xfrm>
+                      <a:off x="0" y="0"/>
+                      <a:ext cx="5940425" cy="3145790"/>
+                    </a:xfrm>
+                    <a:prstGeom prst="rect">
+                      <a:avLst/>
+                    </a:prstGeom>
+                  </pic:spPr>
+                </pic:pic>
+              </a:graphicData>
+            </a:graphic>
+          </wp:inline>
+        </w:drawing>
+      </w:r>
+    </w:p>
+    <w:p>
+      <w:pPr>
+        <w:spacing w:line="360" w:lineRule="auto"/>
+        <w:jc w:val="center"/>
+        <w:rPr>
+          <w:sz w:val="28"/>
+          <w:szCs w:val="28"/>
+          <w:lang w:val="en-US"/>
+        </w:rPr>
+      </w:pPr>
+      <w:r>
+        <w:rPr>
+          <w:sz w:val="28"/>
+          <w:szCs w:val="28"/>
+        </w:rPr>
+        <w:t xml:space="preserve">Рисунок </w:t>
+      </w:r>
+      <w:r>
+        <w:rPr>
+          <w:sz w:val="28"/>
+          <w:szCs w:val="28"/>
+        </w:rPr>
+        <w:t>8</w:t>
+      </w:r>
+      <w:r>
+        <w:rPr>
+          <w:sz w:val="28"/>
+          <w:szCs w:val="28"/>
+        </w:rPr>
+        <w:t xml:space="preserve">. </w:t>
+      </w:r>
+      <w:r>
+        <w:rPr>
+          <w:sz w:val="28"/>
+          <w:szCs w:val="28"/>
+        </w:rPr>
+        <w:t>Добавление в избранное первой команды.</w:t>
+      </w:r>
+    </w:p>
+    <w:p>
+      <w:pPr>
+        <w:spacing w:line="360" w:lineRule="auto"/>
+        <w:jc w:val="center"/>
+        <w:rPr>
+          <w:sz w:val="28"/>
+          <w:szCs w:val="28"/>
+        </w:rPr>
+      </w:pPr>
+    </w:p>
+    <w:p>
+      <w:pPr>
+        <w:spacing w:line="360" w:lineRule="auto"/>
+        <w:ind w:firstLine="709"/>
+        <w:jc w:val="both"/>
+        <w:rPr>
+          <w:sz w:val="28"/>
+          <w:szCs w:val="28"/>
+        </w:rPr>
+      </w:pPr>
+      <w:r>
+        <w:rPr>
+          <w:sz w:val="28"/>
+          <w:szCs w:val="28"/>
+        </w:rPr>
+        <w:t>При помощи тех же действий, что в предыдущем подпункте, была добавлена вторая команда в список избранных.</w:t>
+      </w:r>
+    </w:p>
+    <w:p>
+      <w:pPr>
+        <w:spacing w:line="360" w:lineRule="auto"/>
+        <w:jc w:val="center"/>
+        <w:rPr>
+          <w:sz w:val="28"/>
+          <w:szCs w:val="28"/>
+        </w:rPr>
+      </w:pPr>
+      <w:r>
+        <w:lastRenderedPageBreak/>
+        <w:drawing>
+          <wp:inline distT="0" distB="0" distL="0" distR="0" wp14:anchorId="6BBF7EC4" wp14:editId="7E0E9021">
+            <wp:extent cx="5940425" cy="3153410"/>
+            <wp:effectExtent l="0" t="0" r="0" b="0"/>
+            <wp:docPr id="12" name="Рисунок 12"/>
+            <wp:cNvGraphicFramePr>
+              <a:graphicFrameLocks xmlns:a="http://schemas.openxmlformats.org/drawingml/2006/main" noChangeAspect="1"/>
+            </wp:cNvGraphicFramePr>
+            <a:graphic xmlns:a="http://schemas.openxmlformats.org/drawingml/2006/main">
+              <a:graphicData uri="http://schemas.openxmlformats.org/drawingml/2006/picture">
+                <pic:pic xmlns:pic="http://schemas.openxmlformats.org/drawingml/2006/picture">
+                  <pic:nvPicPr>
+                    <pic:cNvPr id="12" name="Рисунок 12"/>
+                    <pic:cNvPicPr/>
+                  </pic:nvPicPr>
+                  <pic:blipFill>
+                    <a:blip r:embed="rId18" cstate="print">
+                      <a:extLst>
+                        <a:ext uri="{28A0092B-C50C-407E-A947-70E740481C1C}">
+                          <a14:useLocalDpi xmlns:a14="http://schemas.microsoft.com/office/drawing/2010/main" val="0"/>
+                        </a:ext>
+                      </a:extLst>
+                    </a:blip>
+                    <a:stretch>
+                      <a:fillRect/>
+                    </a:stretch>
+                  </pic:blipFill>
+                  <pic:spPr>
+                    <a:xfrm>
+                      <a:off x="0" y="0"/>
+                      <a:ext cx="5940425" cy="3153410"/>
+                    </a:xfrm>
+                    <a:prstGeom prst="rect">
+                      <a:avLst/>
+                    </a:prstGeom>
+                  </pic:spPr>
+                </pic:pic>
+              </a:graphicData>
+            </a:graphic>
+          </wp:inline>
+        </w:drawing>
+      </w:r>
+    </w:p>
+    <w:p>
+      <w:pPr>
+        <w:spacing w:line="360" w:lineRule="auto"/>
+        <w:jc w:val="center"/>
+        <w:rPr>
+          <w:sz w:val="28"/>
+          <w:szCs w:val="28"/>
+          <w:lang w:val="en-US"/>
+        </w:rPr>
+      </w:pPr>
+      <w:r>
+        <w:rPr>
+          <w:sz w:val="28"/>
+          <w:szCs w:val="28"/>
+        </w:rPr>
+        <w:t xml:space="preserve">Рисунок </w:t>
+      </w:r>
+      <w:r>
+        <w:rPr>
+          <w:sz w:val="28"/>
+          <w:szCs w:val="28"/>
+        </w:rPr>
+        <w:t>9</w:t>
+      </w:r>
+      <w:r>
+        <w:rPr>
+          <w:sz w:val="28"/>
+          <w:szCs w:val="28"/>
+        </w:rPr>
+        <w:t xml:space="preserve">. Добавление в избранное </w:t>
+      </w:r>
+      <w:r>
+        <w:rPr>
+          <w:sz w:val="28"/>
+          <w:szCs w:val="28"/>
+        </w:rPr>
+        <w:t>второй</w:t>
+      </w:r>
+      <w:r>
+        <w:rPr>
+          <w:sz w:val="28"/>
+          <w:szCs w:val="28"/>
+        </w:rPr>
+        <w:t xml:space="preserve"> команды.</w:t>
+      </w:r>
+    </w:p>
+    <w:p>
+      <w:pPr>
+        <w:spacing w:line="360" w:lineRule="auto"/>
+        <w:jc w:val="both"/>
+        <w:rPr>
+          <w:sz w:val="28"/>
+          <w:szCs w:val="28"/>
+        </w:rPr>
+      </w:pPr>
+    </w:p>
+    <w:p>
+      <w:pPr>
+        <w:spacing w:line="360" w:lineRule="auto"/>
+        <w:ind w:firstLine="709"/>
+        <w:jc w:val="both"/>
+        <w:rPr>
+          <w:sz w:val="28"/>
+          <w:szCs w:val="28"/>
+        </w:rPr>
+      </w:pPr>
+      <w:r>
+        <w:rPr>
+          <w:b/>
+          <w:bCs/>
+          <w:sz w:val="28"/>
+          <w:szCs w:val="28"/>
+        </w:rPr>
+        <w:t>Второй сценарий.</w:t>
+      </w:r>
+      <w:r>
+        <w:rPr>
+          <w:b/>
+          <w:bCs/>
+          <w:sz w:val="28"/>
+          <w:szCs w:val="28"/>
+        </w:rPr>
+        <w:t xml:space="preserve"> </w:t>
+      </w:r>
+      <w:r>
+        <w:rPr>
+          <w:sz w:val="28"/>
+          <w:szCs w:val="28"/>
+        </w:rPr>
+        <w:t xml:space="preserve">Для выполнения второй сценария была произведена авторизация в аккаунт, созданный в предыдущем подпункте по </w:t>
+      </w:r>
+      <w:r>
+        <w:rPr>
+          <w:sz w:val="28"/>
+          <w:szCs w:val="28"/>
+          <w:lang w:val="en-US"/>
+        </w:rPr>
+        <w:t>endpoint “/login”</w:t>
+      </w:r>
+      <w:r>
+        <w:rPr>
+          <w:sz w:val="28"/>
+          <w:szCs w:val="28"/>
+        </w:rPr>
+        <w:t xml:space="preserve"> с методом </w:t>
+      </w:r>
+      <w:r>
+        <w:rPr>
+          <w:sz w:val="28"/>
+          <w:szCs w:val="28"/>
+          <w:lang w:val="en-US"/>
+        </w:rPr>
+        <w:t>post</w:t>
+      </w:r>
+      <w:r>
+        <w:rPr>
+          <w:sz w:val="28"/>
+          <w:szCs w:val="28"/>
+        </w:rPr>
+        <w:t>.</w:t>
+      </w:r>
+    </w:p>
+    <w:p>
+      <w:pPr>
+        <w:spacing w:line="360" w:lineRule="auto"/>
+        <w:jc w:val="center"/>
+        <w:rPr>
+          <w:sz w:val="28"/>
+          <w:szCs w:val="28"/>
+        </w:rPr>
+      </w:pPr>
+      <w:r>
+        <w:drawing>
+          <wp:inline distT="0" distB="0" distL="0" distR="0" wp14:anchorId="32241C53" wp14:editId="6421DCA7">
+            <wp:extent cx="5940425" cy="3139440"/>
+            <wp:effectExtent l="0" t="0" r="0" b="0"/>
+            <wp:docPr id="13" name="Рисунок 13"/>
+            <wp:cNvGraphicFramePr>
+              <a:graphicFrameLocks xmlns:a="http://schemas.openxmlformats.org/drawingml/2006/main" noChangeAspect="1"/>
+            </wp:cNvGraphicFramePr>
+            <a:graphic xmlns:a="http://schemas.openxmlformats.org/drawingml/2006/main">
+              <a:graphicData uri="http://schemas.openxmlformats.org/drawingml/2006/picture">
+                <pic:pic xmlns:pic="http://schemas.openxmlformats.org/drawingml/2006/picture">
+                  <pic:nvPicPr>
+                    <pic:cNvPr id="13" name="Рисунок 13"/>
+                    <pic:cNvPicPr/>
+                  </pic:nvPicPr>
+                  <pic:blipFill>
+                    <a:blip r:embed="rId19" cstate="print">
+                      <a:extLst>
+                        <a:ext uri="{28A0092B-C50C-407E-A947-70E740481C1C}">
+                          <a14:useLocalDpi xmlns:a14="http://schemas.microsoft.com/office/drawing/2010/main" val="0"/>
+                        </a:ext>
+                      </a:extLst>
+                    </a:blip>
+                    <a:stretch>
+                      <a:fillRect/>
+                    </a:stretch>
+                  </pic:blipFill>
+                  <pic:spPr>
+                    <a:xfrm>
+                      <a:off x="0" y="0"/>
+                      <a:ext cx="5940425" cy="3139440"/>
+                    </a:xfrm>
+                    <a:prstGeom prst="rect">
+                      <a:avLst/>
+                    </a:prstGeom>
+                  </pic:spPr>
+                </pic:pic>
+              </a:graphicData>
+            </a:graphic>
+          </wp:inline>
+        </w:drawing>
+      </w:r>
+    </w:p>
+    <w:p>
+      <w:pPr>
+        <w:spacing w:line="360" w:lineRule="auto"/>
+        <w:jc w:val="center"/>
+        <w:rPr>
+          <w:sz w:val="28"/>
+          <w:szCs w:val="28"/>
+        </w:rPr>
+      </w:pPr>
+      <w:r>
+        <w:rPr>
+          <w:sz w:val="28"/>
+          <w:szCs w:val="28"/>
+        </w:rPr>
+        <w:t xml:space="preserve">Рисунок </w:t>
+      </w:r>
+      <w:r>
+        <w:rPr>
+          <w:sz w:val="28"/>
+          <w:szCs w:val="28"/>
+        </w:rPr>
+        <w:t>10</w:t>
+      </w:r>
+      <w:r>
+        <w:rPr>
+          <w:sz w:val="28"/>
+          <w:szCs w:val="28"/>
+        </w:rPr>
+        <w:t xml:space="preserve">. </w:t>
+      </w:r>
+      <w:r>
+        <w:rPr>
+          <w:sz w:val="28"/>
+          <w:szCs w:val="28"/>
+        </w:rPr>
+        <w:t>Прохождение авторизации</w:t>
+      </w:r>
+      <w:r>
+        <w:rPr>
+          <w:sz w:val="28"/>
+          <w:szCs w:val="28"/>
+        </w:rPr>
+        <w:t>.</w:t>
+      </w:r>
+    </w:p>
+    <w:p>
+      <w:pPr>
+        <w:spacing w:line="360" w:lineRule="auto"/>
+        <w:jc w:val="center"/>
+        <w:rPr>
+          <w:sz w:val="28"/>
+          <w:szCs w:val="28"/>
+        </w:rPr>
+      </w:pPr>
+    </w:p>
+    <w:p>
+      <w:pPr>
+        <w:spacing w:line="360" w:lineRule="auto"/>
+        <w:ind w:firstLine="709"/>
+        <w:jc w:val="both"/>
+        <w:rPr>
+          <w:sz w:val="28"/>
+          <w:szCs w:val="28"/>
+        </w:rPr>
+      </w:pPr>
+      <w:r>
+        <w:rPr>
+          <w:sz w:val="28"/>
+          <w:szCs w:val="28"/>
+        </w:rPr>
+        <w:t xml:space="preserve">Следующим шагом было необходимо получить список всех избранных команд пользователя, но </w:t>
+      </w:r>
+      <w:r>
+        <w:rPr>
+          <w:sz w:val="28"/>
+          <w:szCs w:val="28"/>
+          <w:lang w:val="en-US"/>
+        </w:rPr>
+        <w:t>endpoint “/favourites”</w:t>
+      </w:r>
+      <w:r>
+        <w:rPr>
+          <w:sz w:val="28"/>
+          <w:szCs w:val="28"/>
+        </w:rPr>
+        <w:t xml:space="preserve"> с методом </w:t>
+      </w:r>
+      <w:r>
+        <w:rPr>
+          <w:sz w:val="28"/>
+          <w:szCs w:val="28"/>
+          <w:lang w:val="en-US"/>
+        </w:rPr>
+        <w:t xml:space="preserve">get </w:t>
+      </w:r>
+      <w:r>
+        <w:rPr>
+          <w:sz w:val="28"/>
+          <w:szCs w:val="28"/>
+        </w:rPr>
+        <w:t xml:space="preserve">не существует в </w:t>
+      </w:r>
+      <w:r>
+        <w:rPr>
+          <w:sz w:val="28"/>
+          <w:szCs w:val="28"/>
+          <w:lang w:val="en-US"/>
+        </w:rPr>
+        <w:lastRenderedPageBreak/>
+        <w:t xml:space="preserve">API </w:t>
+      </w:r>
+      <w:r>
+        <w:rPr>
+          <w:sz w:val="28"/>
+          <w:szCs w:val="28"/>
+        </w:rPr>
+        <w:t>данного сервиса, что вызвало ошибку при попытке получить данные подобный образом.</w:t>
+      </w:r>
+      <w:r>
+        <w:rPr>
+          <w:sz w:val="28"/>
+          <w:szCs w:val="28"/>
+        </w:rPr>
+        <w:t xml:space="preserve"> </w:t>
+      </w:r>
+    </w:p>
+    <w:p>
+      <w:pPr>
+        <w:spacing w:line="360" w:lineRule="auto"/>
+        <w:jc w:val="center"/>
+        <w:rPr>
+          <w:sz w:val="28"/>
+          <w:szCs w:val="28"/>
+          <w:lang w:val="en-US"/>
+        </w:rPr>
+      </w:pPr>
+      <w:r>
+        <w:drawing>
+          <wp:inline distT="0" distB="0" distL="0" distR="0" wp14:anchorId="67D03C43" wp14:editId="47BABF21">
+            <wp:extent cx="5940425" cy="3139440"/>
+            <wp:effectExtent l="0" t="0" r="0" b="0"/>
+            <wp:docPr id="14" name="Рисунок 14"/>
+            <wp:cNvGraphicFramePr>
+              <a:graphicFrameLocks xmlns:a="http://schemas.openxmlformats.org/drawingml/2006/main" noChangeAspect="1"/>
+            </wp:cNvGraphicFramePr>
+            <a:graphic xmlns:a="http://schemas.openxmlformats.org/drawingml/2006/main">
+              <a:graphicData uri="http://schemas.openxmlformats.org/drawingml/2006/picture">
+                <pic:pic xmlns:pic="http://schemas.openxmlformats.org/drawingml/2006/picture">
+                  <pic:nvPicPr>
+                    <pic:cNvPr id="14" name="Рисунок 14"/>
+                    <pic:cNvPicPr/>
+                  </pic:nvPicPr>
+                  <pic:blipFill>
+                    <a:blip r:embed="rId20" cstate="print">
+                      <a:extLst>
+                        <a:ext uri="{28A0092B-C50C-407E-A947-70E740481C1C}">
+                          <a14:useLocalDpi xmlns:a14="http://schemas.microsoft.com/office/drawing/2010/main" val="0"/>
+                        </a:ext>
+                      </a:extLst>
+                    </a:blip>
+                    <a:stretch>
+                      <a:fillRect/>
+                    </a:stretch>
+                  </pic:blipFill>
+                  <pic:spPr>
+                    <a:xfrm>
+                      <a:off x="0" y="0"/>
+                      <a:ext cx="5940425" cy="3139440"/>
+                    </a:xfrm>
+                    <a:prstGeom prst="rect">
+                      <a:avLst/>
+                    </a:prstGeom>
+                  </pic:spPr>
+                </pic:pic>
+              </a:graphicData>
+            </a:graphic>
+          </wp:inline>
+        </w:drawing>
+      </w:r>
+    </w:p>
+    <w:p>
+      <w:pPr>
+        <w:spacing w:line="360" w:lineRule="auto"/>
+        <w:jc w:val="center"/>
+        <w:rPr>
+          <w:sz w:val="28"/>
+          <w:szCs w:val="28"/>
+        </w:rPr>
+      </w:pPr>
+      <w:r>
+        <w:rPr>
+          <w:sz w:val="28"/>
+          <w:szCs w:val="28"/>
+        </w:rPr>
+        <w:t>Рисунок 1</w:t>
+      </w:r>
+      <w:r>
+        <w:rPr>
+          <w:sz w:val="28"/>
+          <w:szCs w:val="28"/>
+          <w:lang w:val="en-US"/>
+        </w:rPr>
+        <w:t>1</w:t>
+      </w:r>
+      <w:r>
+        <w:rPr>
+          <w:sz w:val="28"/>
+          <w:szCs w:val="28"/>
+        </w:rPr>
+        <w:t xml:space="preserve">. </w:t>
+      </w:r>
+      <w:r>
+        <w:rPr>
+          <w:sz w:val="28"/>
+          <w:szCs w:val="28"/>
+        </w:rPr>
+        <w:t xml:space="preserve">Получение ошибки из-за отсутствия </w:t>
+      </w:r>
+      <w:r>
+        <w:rPr>
+          <w:sz w:val="28"/>
+          <w:szCs w:val="28"/>
+          <w:lang w:val="en-US"/>
+        </w:rPr>
+        <w:t>endpoint</w:t>
+      </w:r>
+      <w:r>
+        <w:rPr>
+          <w:sz w:val="28"/>
+          <w:szCs w:val="28"/>
+        </w:rPr>
+        <w:t>.</w:t>
+      </w:r>
+    </w:p>
+    <w:p>
+      <w:pPr>
+        <w:spacing w:line="360" w:lineRule="auto"/>
+        <w:rPr>
+          <w:sz w:val="28"/>
+          <w:szCs w:val="28"/>
+        </w:rPr>
+      </w:pPr>
+    </w:p>
+    <w:p>
+      <w:pPr>
+        <w:spacing w:line="360" w:lineRule="auto"/>
+        <w:ind w:firstLine="709"/>
+        <w:jc w:val="both"/>
+        <w:rPr>
+          <w:sz w:val="28"/>
+          <w:szCs w:val="28"/>
+        </w:rPr>
+      </w:pPr>
+      <w:r>
+        <w:rPr>
+          <w:sz w:val="28"/>
+          <w:szCs w:val="28"/>
+        </w:rPr>
+        <w:t xml:space="preserve">Для получения списка избранных команд необходимо было повторно отправить </w:t>
+      </w:r>
+      <w:r>
+        <w:rPr>
+          <w:sz w:val="28"/>
+          <w:szCs w:val="28"/>
+          <w:lang w:val="en-US"/>
+        </w:rPr>
+        <w:t xml:space="preserve">post </w:t>
+      </w:r>
+      <w:r>
+        <w:rPr>
+          <w:sz w:val="28"/>
+          <w:szCs w:val="28"/>
+        </w:rPr>
+        <w:t>запрос с добавлением избранной команды</w:t>
+      </w:r>
+      <w:r>
+        <w:rPr>
+          <w:sz w:val="28"/>
+          <w:szCs w:val="28"/>
+        </w:rPr>
+        <w:t xml:space="preserve"> по </w:t>
+      </w:r>
+      <w:r>
+        <w:rPr>
+          <w:sz w:val="28"/>
+          <w:szCs w:val="28"/>
+          <w:lang w:val="en-US"/>
+        </w:rPr>
+        <w:t>endpoint “/favourites”</w:t>
+      </w:r>
+      <w:r>
+        <w:rPr>
+          <w:sz w:val="28"/>
+          <w:szCs w:val="28"/>
+        </w:rPr>
+        <w:t xml:space="preserve">, который в ответ </w:t>
+      </w:r>
+      <w:r>
+        <w:rPr>
+          <w:sz w:val="28"/>
+          <w:szCs w:val="28"/>
+        </w:rPr>
+        <w:t>пришлет необходимый список</w:t>
+      </w:r>
+      <w:r>
+        <w:rPr>
+          <w:sz w:val="28"/>
+          <w:szCs w:val="28"/>
+        </w:rPr>
+        <w:t>. Данная особенность сервиса является небольшим недочетом.</w:t>
+      </w:r>
+    </w:p>
+    <w:p>
+      <w:pPr>
+        <w:spacing w:line="360" w:lineRule="auto"/>
+        <w:jc w:val="center"/>
+        <w:rPr>
+          <w:sz w:val="28"/>
+          <w:szCs w:val="28"/>
+        </w:rPr>
+      </w:pPr>
+      <w:r>
+        <w:rPr>
+          <w:noProof/>
+        </w:rPr>
+        <w:drawing>
+          <wp:inline distT="0" distB="0" distL="0" distR="0" wp14:anchorId="16F38ED1" wp14:editId="0B99C371">
+            <wp:extent cx="5940425" cy="3160395"/>
+            <wp:effectExtent l="0" t="0" r="0" b="0"/>
+            <wp:docPr id="1" name="Рисунок 1"/>
+            <wp:cNvGraphicFramePr>
+              <a:graphicFrameLocks xmlns:a="http://schemas.openxmlformats.org/drawingml/2006/main" noChangeAspect="1"/>
+            </wp:cNvGraphicFramePr>
+            <a:graphic xmlns:a="http://schemas.openxmlformats.org/drawingml/2006/main">
+              <a:graphicData uri="http://schemas.openxmlformats.org/drawingml/2006/picture">
+                <pic:pic xmlns:pic="http://schemas.openxmlformats.org/drawingml/2006/picture">
+                  <pic:nvPicPr>
+                    <pic:cNvPr id="1" name=""/>
+                    <pic:cNvPicPr/>
+                  </pic:nvPicPr>
+                  <pic:blipFill>
+                    <a:blip r:embed="rId21"/>
+                    <a:stretch>
+                      <a:fillRect/>
+                    </a:stretch>
+                  </pic:blipFill>
+                  <pic:spPr>
+                    <a:xfrm>
+                      <a:off x="0" y="0"/>
+                      <a:ext cx="5940425" cy="3160395"/>
+                    </a:xfrm>
+                    <a:prstGeom prst="rect">
+                      <a:avLst/>
+                    </a:prstGeom>
+                  </pic:spPr>
+                </pic:pic>
+              </a:graphicData>
+            </a:graphic>
+          </wp:inline>
+        </w:drawing>
+      </w:r>
+    </w:p>
+    <w:p>
+      <w:pPr>
+        <w:spacing w:line="360" w:lineRule="auto"/>
+        <w:jc w:val="center"/>
+        <w:rPr>
+          <w:sz w:val="28"/>
+          <w:szCs w:val="28"/>
+        </w:rPr>
+      </w:pPr>
+      <w:r>
+        <w:rPr>
+          <w:sz w:val="28"/>
+          <w:szCs w:val="28"/>
+        </w:rPr>
+        <w:t>Рисунок 1</w:t>
+      </w:r>
+      <w:r>
+        <w:rPr>
+          <w:sz w:val="28"/>
+          <w:szCs w:val="28"/>
+        </w:rPr>
+        <w:t>2</w:t>
+      </w:r>
+      <w:r>
+        <w:rPr>
+          <w:sz w:val="28"/>
+          <w:szCs w:val="28"/>
+        </w:rPr>
+        <w:t xml:space="preserve">. </w:t>
+      </w:r>
+      <w:r>
+        <w:rPr>
+          <w:sz w:val="28"/>
+          <w:szCs w:val="28"/>
+        </w:rPr>
+        <w:t xml:space="preserve">Получение списка </w:t>
+      </w:r>
+      <w:r>
+        <w:rPr>
+          <w:sz w:val="28"/>
+          <w:szCs w:val="28"/>
+        </w:rPr>
+        <w:t>избранных</w:t>
+      </w:r>
+      <w:r>
+        <w:rPr>
+          <w:sz w:val="28"/>
+          <w:szCs w:val="28"/>
+        </w:rPr>
+        <w:t xml:space="preserve"> команд</w:t>
+      </w:r>
+      <w:r>
+        <w:rPr>
+          <w:sz w:val="28"/>
+          <w:szCs w:val="28"/>
+        </w:rPr>
+        <w:t>.</w:t>
+      </w:r>
+    </w:p>
+    <w:p>
+      <w:pPr>
+        <w:spacing w:line="360" w:lineRule="auto"/>
+        <w:ind w:firstLine="709"/>
+        <w:jc w:val="both"/>
+        <w:rPr>
+          <w:sz w:val="28"/>
+          <w:szCs w:val="28"/>
+        </w:rPr>
+      </w:pPr>
+      <w:r>
+        <w:rPr>
+          <w:sz w:val="28"/>
+          <w:szCs w:val="28"/>
+        </w:rPr>
+        <w:lastRenderedPageBreak/>
+        <w:t xml:space="preserve">Была удалена команда из избранных при помощи того же </w:t>
+      </w:r>
+      <w:r>
+        <w:rPr>
+          <w:sz w:val="28"/>
+          <w:szCs w:val="28"/>
+          <w:lang w:val="en-US"/>
+        </w:rPr>
+        <w:t xml:space="preserve">endpoint “/favourites” </w:t>
+      </w:r>
+      <w:r>
+        <w:rPr>
+          <w:sz w:val="28"/>
+          <w:szCs w:val="28"/>
+        </w:rPr>
+        <w:t xml:space="preserve">с методом </w:t>
+      </w:r>
+      <w:r>
+        <w:rPr>
+          <w:sz w:val="28"/>
+          <w:szCs w:val="28"/>
+          <w:lang w:val="en-US"/>
+        </w:rPr>
+        <w:t xml:space="preserve">post </w:t>
+      </w:r>
+      <w:r>
+        <w:rPr>
+          <w:sz w:val="28"/>
+          <w:szCs w:val="28"/>
+        </w:rPr>
+        <w:t xml:space="preserve">с полем в теле запроса </w:t>
+      </w:r>
+      <w:r>
+        <w:rPr>
+          <w:sz w:val="28"/>
+          <w:szCs w:val="28"/>
+          <w:lang w:val="en-US"/>
+        </w:rPr>
+        <w:t>“Add”</w:t>
+      </w:r>
+      <w:r>
+        <w:rPr>
+          <w:sz w:val="28"/>
+          <w:szCs w:val="28"/>
+        </w:rPr>
+        <w:t xml:space="preserve"> равным</w:t>
+      </w:r>
+      <w:r>
+        <w:rPr>
+          <w:sz w:val="28"/>
+          <w:szCs w:val="28"/>
+          <w:lang w:val="en-US"/>
+        </w:rPr>
+        <w:t xml:space="preserve"> false</w:t>
+      </w:r>
+      <w:r>
+        <w:rPr>
+          <w:sz w:val="28"/>
+          <w:szCs w:val="28"/>
+        </w:rPr>
+        <w:t xml:space="preserve">. Данная особенность также является недочетом, так как функцию можно реализовать при помощи метода </w:t>
+      </w:r>
+      <w:r>
+        <w:rPr>
+          <w:sz w:val="28"/>
+          <w:szCs w:val="28"/>
+          <w:lang w:val="en-US"/>
+        </w:rPr>
+        <w:t>delete.</w:t>
+      </w:r>
+    </w:p>
+    <w:p>
+      <w:pPr>
+        <w:spacing w:line="360" w:lineRule="auto"/>
+        <w:jc w:val="center"/>
+        <w:rPr>
+          <w:sz w:val="28"/>
+          <w:szCs w:val="28"/>
+        </w:rPr>
+      </w:pPr>
+      <w:r>
+        <w:drawing>
+          <wp:inline distT="0" distB="0" distL="0" distR="0" wp14:anchorId="57662ABD" wp14:editId="3A0B4014">
+            <wp:extent cx="5575300" cy="2959587"/>
+            <wp:effectExtent l="0" t="0" r="0" b="0"/>
+            <wp:docPr id="16" name="Рисунок 16"/>
+            <wp:cNvGraphicFramePr>
+              <a:graphicFrameLocks xmlns:a="http://schemas.openxmlformats.org/drawingml/2006/main" noChangeAspect="1"/>
+            </wp:cNvGraphicFramePr>
+            <a:graphic xmlns:a="http://schemas.openxmlformats.org/drawingml/2006/main">
+              <a:graphicData uri="http://schemas.openxmlformats.org/drawingml/2006/picture">
+                <pic:pic xmlns:pic="http://schemas.openxmlformats.org/drawingml/2006/picture">
+                  <pic:nvPicPr>
+                    <pic:cNvPr id="16" name="Рисунок 16"/>
+                    <pic:cNvPicPr/>
+                  </pic:nvPicPr>
+                  <pic:blipFill>
+                    <a:blip r:embed="rId22" cstate="print">
+                      <a:extLst>
+                        <a:ext uri="{28A0092B-C50C-407E-A947-70E740481C1C}">
+                          <a14:useLocalDpi xmlns:a14="http://schemas.microsoft.com/office/drawing/2010/main" val="0"/>
+                        </a:ext>
+                      </a:extLst>
+                    </a:blip>
+                    <a:stretch>
+                      <a:fillRect/>
+                    </a:stretch>
+                  </pic:blipFill>
+                  <pic:spPr>
+                    <a:xfrm>
+                      <a:off x="0" y="0"/>
+                      <a:ext cx="5587477" cy="2966051"/>
+                    </a:xfrm>
+                    <a:prstGeom prst="rect">
+                      <a:avLst/>
+                    </a:prstGeom>
+                  </pic:spPr>
+                </pic:pic>
+              </a:graphicData>
+            </a:graphic>
+          </wp:inline>
+        </w:drawing>
+      </w:r>
+    </w:p>
+    <w:p>
+      <w:pPr>
+        <w:spacing w:line="360" w:lineRule="auto"/>
+        <w:jc w:val="center"/>
+        <w:rPr>
+          <w:sz w:val="28"/>
+          <w:szCs w:val="28"/>
+        </w:rPr>
+      </w:pPr>
+      <w:r>
+        <w:rPr>
+          <w:sz w:val="28"/>
+          <w:szCs w:val="28"/>
+        </w:rPr>
+        <w:t>Рисунок 1</w:t>
+      </w:r>
+      <w:r>
+        <w:rPr>
+          <w:sz w:val="28"/>
+          <w:szCs w:val="28"/>
+        </w:rPr>
+        <w:t>3</w:t>
+      </w:r>
+      <w:r>
+        <w:rPr>
+          <w:sz w:val="28"/>
+          <w:szCs w:val="28"/>
+        </w:rPr>
+        <w:t xml:space="preserve">. </w:t>
+      </w:r>
+      <w:r>
+        <w:rPr>
+          <w:sz w:val="28"/>
+          <w:szCs w:val="28"/>
+        </w:rPr>
+        <w:t xml:space="preserve">Удаление команды из </w:t>
+      </w:r>
+      <w:r>
+        <w:rPr>
+          <w:sz w:val="28"/>
+          <w:szCs w:val="28"/>
+        </w:rPr>
+        <w:t>избранного</w:t>
+      </w:r>
+      <w:r>
+        <w:rPr>
+          <w:sz w:val="28"/>
+          <w:szCs w:val="28"/>
+        </w:rPr>
+        <w:t>.</w:t>
+      </w:r>
+    </w:p>
+    <w:p>
+      <w:pPr>
+        <w:spacing w:line="360" w:lineRule="auto"/>
+        <w:jc w:val="center"/>
+        <w:rPr>
+          <w:sz w:val="28"/>
+          <w:szCs w:val="28"/>
+        </w:rPr>
+      </w:pPr>
+    </w:p>
+    <w:p>
+      <w:pPr>
+        <w:spacing w:line="360" w:lineRule="auto"/>
+        <w:ind w:firstLine="709"/>
+        <w:jc w:val="both"/>
+        <w:rPr>
+          <w:sz w:val="28"/>
+          <w:szCs w:val="28"/>
+        </w:rPr>
+      </w:pPr>
+      <w:r>
+        <w:rPr>
+          <w:b/>
+          <w:bCs/>
+          <w:sz w:val="28"/>
+          <w:szCs w:val="28"/>
+        </w:rPr>
+        <w:t>Третий</w:t>
+      </w:r>
+      <w:r>
+        <w:rPr>
+          <w:b/>
+          <w:bCs/>
+          <w:sz w:val="28"/>
+          <w:szCs w:val="28"/>
+        </w:rPr>
+        <w:t xml:space="preserve"> сценарий.</w:t>
+      </w:r>
+      <w:r>
+        <w:rPr>
+          <w:b/>
+          <w:bCs/>
+          <w:sz w:val="28"/>
+          <w:szCs w:val="28"/>
+        </w:rPr>
+        <w:t xml:space="preserve"> </w:t>
+      </w:r>
+      <w:r>
+        <w:rPr>
+          <w:sz w:val="28"/>
+          <w:szCs w:val="28"/>
+        </w:rPr>
+        <w:t xml:space="preserve">Для выполнения </w:t>
+      </w:r>
+      <w:r>
+        <w:rPr>
+          <w:sz w:val="28"/>
+          <w:szCs w:val="28"/>
+        </w:rPr>
+        <w:t>третьего</w:t>
+      </w:r>
+      <w:r>
+        <w:rPr>
+          <w:sz w:val="28"/>
+          <w:szCs w:val="28"/>
+        </w:rPr>
+        <w:t xml:space="preserve"> сценария была произведена авторизация в аккаунт, созданный в </w:t>
+      </w:r>
+      <w:r>
+        <w:rPr>
+          <w:sz w:val="28"/>
+          <w:szCs w:val="28"/>
+        </w:rPr>
+        <w:t>первом</w:t>
+      </w:r>
+      <w:r>
+        <w:rPr>
+          <w:sz w:val="28"/>
+          <w:szCs w:val="28"/>
+        </w:rPr>
+        <w:t xml:space="preserve"> подпункте по </w:t>
+      </w:r>
+      <w:r>
+        <w:rPr>
+          <w:sz w:val="28"/>
+          <w:szCs w:val="28"/>
+          <w:lang w:val="en-US"/>
+        </w:rPr>
+        <w:t>endpoint “/login”</w:t>
+      </w:r>
+      <w:r>
+        <w:rPr>
+          <w:sz w:val="28"/>
+          <w:szCs w:val="28"/>
+        </w:rPr>
+        <w:t xml:space="preserve"> с методом </w:t>
+      </w:r>
+      <w:r>
+        <w:rPr>
+          <w:sz w:val="28"/>
+          <w:szCs w:val="28"/>
+          <w:lang w:val="en-US"/>
+        </w:rPr>
+        <w:t>post</w:t>
+      </w:r>
+      <w:r>
+        <w:rPr>
+          <w:sz w:val="28"/>
+          <w:szCs w:val="28"/>
+        </w:rPr>
+        <w:t>.</w:t>
+      </w:r>
+    </w:p>
+    <w:p>
+      <w:pPr>
+        <w:spacing w:line="360" w:lineRule="auto"/>
+        <w:jc w:val="center"/>
+        <w:rPr>
+          <w:sz w:val="28"/>
+          <w:szCs w:val="28"/>
+        </w:rPr>
+      </w:pPr>
+      <w:r>
+        <w:drawing>
+          <wp:inline distT="0" distB="0" distL="0" distR="0" wp14:anchorId="4E258D66" wp14:editId="621E28AC">
+            <wp:extent cx="5791200" cy="3067386"/>
+            <wp:effectExtent l="0" t="0" r="0" b="0"/>
+            <wp:docPr id="17" name="Рисунок 17"/>
+            <wp:cNvGraphicFramePr>
+              <a:graphicFrameLocks xmlns:a="http://schemas.openxmlformats.org/drawingml/2006/main" noChangeAspect="1"/>
+            </wp:cNvGraphicFramePr>
+            <a:graphic xmlns:a="http://schemas.openxmlformats.org/drawingml/2006/main">
+              <a:graphicData uri="http://schemas.openxmlformats.org/drawingml/2006/picture">
+                <pic:pic xmlns:pic="http://schemas.openxmlformats.org/drawingml/2006/picture">
+                  <pic:nvPicPr>
+                    <pic:cNvPr id="17" name="Рисунок 17"/>
+                    <pic:cNvPicPr/>
+                  </pic:nvPicPr>
+                  <pic:blipFill>
+                    <a:blip r:embed="rId23" cstate="print">
+                      <a:extLst>
+                        <a:ext uri="{28A0092B-C50C-407E-A947-70E740481C1C}">
+                          <a14:useLocalDpi xmlns:a14="http://schemas.microsoft.com/office/drawing/2010/main" val="0"/>
+                        </a:ext>
+                      </a:extLst>
+                    </a:blip>
+                    <a:stretch>
+                      <a:fillRect/>
+                    </a:stretch>
+                  </pic:blipFill>
+                  <pic:spPr>
+                    <a:xfrm>
+                      <a:off x="0" y="0"/>
+                      <a:ext cx="5796617" cy="3070255"/>
+                    </a:xfrm>
+                    <a:prstGeom prst="rect">
+                      <a:avLst/>
+                    </a:prstGeom>
+                  </pic:spPr>
+                </pic:pic>
+              </a:graphicData>
+            </a:graphic>
+          </wp:inline>
+        </w:drawing>
+      </w:r>
+    </w:p>
+    <w:p>
+      <w:pPr>
+        <w:spacing w:line="360" w:lineRule="auto"/>
+        <w:jc w:val="center"/>
+        <w:rPr>
+          <w:sz w:val="28"/>
+          <w:szCs w:val="28"/>
+        </w:rPr>
+      </w:pPr>
+      <w:r>
+        <w:rPr>
+          <w:sz w:val="28"/>
+          <w:szCs w:val="28"/>
+        </w:rPr>
+        <w:t>Рисунок 1</w:t>
+      </w:r>
+      <w:r>
+        <w:rPr>
+          <w:sz w:val="28"/>
+          <w:szCs w:val="28"/>
+        </w:rPr>
+        <w:t>4</w:t>
+      </w:r>
+      <w:r>
+        <w:rPr>
+          <w:sz w:val="28"/>
+          <w:szCs w:val="28"/>
+        </w:rPr>
+        <w:t xml:space="preserve">. </w:t>
+      </w:r>
+      <w:r>
+        <w:rPr>
+          <w:sz w:val="28"/>
+          <w:szCs w:val="28"/>
+        </w:rPr>
+        <w:t>Прохождение авторизации</w:t>
+      </w:r>
+      <w:r>
+        <w:rPr>
+          <w:sz w:val="28"/>
+          <w:szCs w:val="28"/>
+        </w:rPr>
+        <w:t>.</w:t>
+      </w:r>
+    </w:p>
+    <w:p>
+      <w:pPr>
+        <w:spacing w:line="360" w:lineRule="auto"/>
+        <w:ind w:firstLine="709"/>
+        <w:jc w:val="both"/>
+        <w:rPr>
+          <w:sz w:val="28"/>
+          <w:szCs w:val="28"/>
+        </w:rPr>
+      </w:pPr>
+      <w:r>
+        <w:rPr>
+          <w:sz w:val="28"/>
+          <w:szCs w:val="28"/>
+        </w:rPr>
+        <w:lastRenderedPageBreak/>
+        <w:t xml:space="preserve">Был получен список всех команд при помощи </w:t>
+      </w:r>
+      <w:r>
+        <w:rPr>
+          <w:sz w:val="28"/>
+          <w:szCs w:val="28"/>
+          <w:lang w:val="en-US"/>
+        </w:rPr>
+        <w:t xml:space="preserve">endpoint “/teams” </w:t>
+      </w:r>
+      <w:r>
+        <w:rPr>
+          <w:sz w:val="28"/>
+          <w:szCs w:val="28"/>
+        </w:rPr>
+        <w:t xml:space="preserve">с методом </w:t>
+      </w:r>
+      <w:r>
+        <w:rPr>
+          <w:sz w:val="28"/>
+          <w:szCs w:val="28"/>
+          <w:lang w:val="en-US"/>
+        </w:rPr>
+        <w:t>get</w:t>
+      </w:r>
+      <w:r>
+        <w:rPr>
+          <w:sz w:val="28"/>
+          <w:szCs w:val="28"/>
+        </w:rPr>
+        <w:t>.</w:t>
+      </w:r>
+    </w:p>
+    <w:p>
+      <w:pPr>
+        <w:spacing w:line="360" w:lineRule="auto"/>
+        <w:jc w:val="center"/>
+        <w:rPr>
+          <w:sz w:val="28"/>
+          <w:szCs w:val="28"/>
+        </w:rPr>
+      </w:pPr>
+      <w:r>
+        <w:drawing>
+          <wp:inline distT="0" distB="0" distL="0" distR="0" wp14:anchorId="0A196E89" wp14:editId="1EAF2E4C">
+            <wp:extent cx="5940425" cy="3166745"/>
+            <wp:effectExtent l="0" t="0" r="0" b="0"/>
+            <wp:docPr id="19" name="Рисунок 19"/>
+            <wp:cNvGraphicFramePr>
+              <a:graphicFrameLocks xmlns:a="http://schemas.openxmlformats.org/drawingml/2006/main" noChangeAspect="1"/>
+            </wp:cNvGraphicFramePr>
+            <a:graphic xmlns:a="http://schemas.openxmlformats.org/drawingml/2006/main">
+              <a:graphicData uri="http://schemas.openxmlformats.org/drawingml/2006/picture">
+                <pic:pic xmlns:pic="http://schemas.openxmlformats.org/drawingml/2006/picture">
+                  <pic:nvPicPr>
+                    <pic:cNvPr id="19" name="Рисунок 19"/>
+                    <pic:cNvPicPr/>
+                  </pic:nvPicPr>
+                  <pic:blipFill>
+                    <a:blip r:embed="rId24" cstate="print">
+                      <a:extLst>
+                        <a:ext uri="{28A0092B-C50C-407E-A947-70E740481C1C}">
+                          <a14:useLocalDpi xmlns:a14="http://schemas.microsoft.com/office/drawing/2010/main" val="0"/>
+                        </a:ext>
+                      </a:extLst>
+                    </a:blip>
+                    <a:stretch>
+                      <a:fillRect/>
+                    </a:stretch>
+                  </pic:blipFill>
+                  <pic:spPr>
+                    <a:xfrm>
+                      <a:off x="0" y="0"/>
+                      <a:ext cx="5940425" cy="3166745"/>
+                    </a:xfrm>
+                    <a:prstGeom prst="rect">
+                      <a:avLst/>
+                    </a:prstGeom>
+                  </pic:spPr>
+                </pic:pic>
+              </a:graphicData>
+            </a:graphic>
+          </wp:inline>
+        </w:drawing>
+      </w:r>
+    </w:p>
+    <w:p>
+      <w:pPr>
+        <w:spacing w:line="360" w:lineRule="auto"/>
+        <w:jc w:val="center"/>
+        <w:rPr>
+          <w:sz w:val="28"/>
+          <w:szCs w:val="28"/>
+        </w:rPr>
+      </w:pPr>
+      <w:r>
+        <w:rPr>
+          <w:sz w:val="28"/>
+          <w:szCs w:val="28"/>
+        </w:rPr>
+        <w:t>Рисунок 1</w:t>
+      </w:r>
+      <w:r>
+        <w:rPr>
+          <w:sz w:val="28"/>
+          <w:szCs w:val="28"/>
+        </w:rPr>
+        <w:t>5</w:t>
+      </w:r>
+      <w:r>
+        <w:rPr>
+          <w:sz w:val="28"/>
+          <w:szCs w:val="28"/>
+        </w:rPr>
+        <w:t xml:space="preserve">. </w:t>
+      </w:r>
+      <w:r>
+        <w:rPr>
+          <w:sz w:val="28"/>
+          <w:szCs w:val="28"/>
+        </w:rPr>
+        <w:t>Получение списка всех команд</w:t>
+      </w:r>
+      <w:r>
+        <w:rPr>
+          <w:sz w:val="28"/>
+          <w:szCs w:val="28"/>
+        </w:rPr>
+        <w:t>.</w:t>
+      </w:r>
+    </w:p>
+    <w:p>
+      <w:pPr>
+        <w:spacing w:line="360" w:lineRule="auto"/>
+        <w:jc w:val="center"/>
+        <w:rPr>
+          <w:sz w:val="28"/>
+          <w:szCs w:val="28"/>
+        </w:rPr>
+      </w:pPr>
+    </w:p>
+    <w:p>
+      <w:pPr>
+        <w:spacing w:line="360" w:lineRule="auto"/>
+        <w:ind w:firstLine="709"/>
+        <w:jc w:val="both"/>
+        <w:rPr>
+          <w:sz w:val="28"/>
+          <w:szCs w:val="28"/>
+        </w:rPr>
+      </w:pPr>
+      <w:r>
+        <w:rPr>
+          <w:sz w:val="28"/>
+          <w:szCs w:val="28"/>
+        </w:rPr>
+        <w:t xml:space="preserve">Была получена детализированная информация о команде (в том числе состав команды) при помощи </w:t>
+      </w:r>
+      <w:r>
+        <w:rPr>
+          <w:sz w:val="28"/>
+          <w:szCs w:val="28"/>
+          <w:lang w:val="en-US"/>
+        </w:rPr>
+        <w:t>endpoint “/teamdetails”</w:t>
+      </w:r>
+      <w:r>
+        <w:rPr>
+          <w:sz w:val="28"/>
+          <w:szCs w:val="28"/>
+        </w:rPr>
+        <w:t xml:space="preserve"> с методом </w:t>
+      </w:r>
+      <w:r>
+        <w:rPr>
+          <w:sz w:val="28"/>
+          <w:szCs w:val="28"/>
+          <w:lang w:val="en-US"/>
+        </w:rPr>
+        <w:t>get</w:t>
+      </w:r>
+      <w:r>
+        <w:rPr>
+          <w:sz w:val="28"/>
+          <w:szCs w:val="28"/>
+        </w:rPr>
+        <w:t xml:space="preserve"> </w:t>
+      </w:r>
+      <w:r>
+        <w:rPr>
+          <w:sz w:val="28"/>
+          <w:szCs w:val="28"/>
+        </w:rPr>
+        <w:t>и</w:t>
+      </w:r>
+      <w:r>
+        <w:rPr>
+          <w:sz w:val="28"/>
+          <w:szCs w:val="28"/>
+        </w:rPr>
+        <w:t xml:space="preserve"> параметрами </w:t>
+      </w:r>
+      <w:r>
+        <w:rPr>
+          <w:sz w:val="28"/>
+          <w:szCs w:val="28"/>
+          <w:lang w:val="en-US"/>
+        </w:rPr>
+        <w:t xml:space="preserve">team_id </w:t>
+      </w:r>
+      <w:r>
+        <w:rPr>
+          <w:sz w:val="28"/>
+          <w:szCs w:val="28"/>
+        </w:rPr>
+        <w:t xml:space="preserve">и </w:t>
+      </w:r>
+      <w:r>
+        <w:rPr>
+          <w:sz w:val="28"/>
+          <w:szCs w:val="28"/>
+          <w:lang w:val="en-US"/>
+        </w:rPr>
+        <w:t>competition_id</w:t>
+      </w:r>
+      <w:r>
+        <w:rPr>
+          <w:sz w:val="28"/>
+          <w:szCs w:val="28"/>
+        </w:rPr>
+        <w:t>.</w:t>
+      </w:r>
+    </w:p>
+    <w:p>
+      <w:pPr>
+        <w:spacing w:line="360" w:lineRule="auto"/>
+        <w:jc w:val="center"/>
+        <w:rPr>
+          <w:sz w:val="28"/>
+          <w:szCs w:val="28"/>
+        </w:rPr>
+      </w:pPr>
+      <w:r>
+        <w:drawing>
+          <wp:inline distT="0" distB="0" distL="0" distR="0" wp14:anchorId="6AB70826" wp14:editId="486A3EDC">
+            <wp:extent cx="5940425" cy="3137535"/>
+            <wp:effectExtent l="0" t="0" r="0" b="0"/>
+            <wp:docPr id="20" name="Рисунок 20"/>
+            <wp:cNvGraphicFramePr>
+              <a:graphicFrameLocks xmlns:a="http://schemas.openxmlformats.org/drawingml/2006/main" noChangeAspect="1"/>
+            </wp:cNvGraphicFramePr>
+            <a:graphic xmlns:a="http://schemas.openxmlformats.org/drawingml/2006/main">
+              <a:graphicData uri="http://schemas.openxmlformats.org/drawingml/2006/picture">
+                <pic:pic xmlns:pic="http://schemas.openxmlformats.org/drawingml/2006/picture">
+                  <pic:nvPicPr>
+                    <pic:cNvPr id="20" name="Рисунок 20"/>
+                    <pic:cNvPicPr/>
+                  </pic:nvPicPr>
+                  <pic:blipFill>
+                    <a:blip r:embed="rId25" cstate="print">
+                      <a:extLst>
+                        <a:ext uri="{28A0092B-C50C-407E-A947-70E740481C1C}">
+                          <a14:useLocalDpi xmlns:a14="http://schemas.microsoft.com/office/drawing/2010/main" val="0"/>
+                        </a:ext>
+                      </a:extLst>
+                    </a:blip>
+                    <a:stretch>
+                      <a:fillRect/>
+                    </a:stretch>
+                  </pic:blipFill>
+                  <pic:spPr>
+                    <a:xfrm>
+                      <a:off x="0" y="0"/>
+                      <a:ext cx="5940425" cy="3137535"/>
+                    </a:xfrm>
+                    <a:prstGeom prst="rect">
+                      <a:avLst/>
+                    </a:prstGeom>
+                  </pic:spPr>
+                </pic:pic>
+              </a:graphicData>
+            </a:graphic>
+          </wp:inline>
+        </w:drawing>
+      </w:r>
+    </w:p>
+    <w:p>
+      <w:pPr>
+        <w:spacing w:line="360" w:lineRule="auto"/>
+        <w:jc w:val="center"/>
+        <w:rPr>
+          <w:sz w:val="28"/>
+          <w:szCs w:val="28"/>
+        </w:rPr>
+      </w:pPr>
+      <w:r>
+        <w:rPr>
+          <w:sz w:val="28"/>
+          <w:szCs w:val="28"/>
+        </w:rPr>
+        <w:t>Рисунок 1</w:t>
+      </w:r>
+      <w:r>
+        <w:rPr>
+          <w:sz w:val="28"/>
+          <w:szCs w:val="28"/>
+        </w:rPr>
+        <w:t>6</w:t>
+      </w:r>
+      <w:r>
+        <w:rPr>
+          <w:sz w:val="28"/>
+          <w:szCs w:val="28"/>
+        </w:rPr>
+        <w:t xml:space="preserve">. </w:t>
+      </w:r>
+      <w:r>
+        <w:rPr>
+          <w:sz w:val="28"/>
+          <w:szCs w:val="28"/>
+        </w:rPr>
+        <w:t>Получение состава команды</w:t>
+      </w:r>
+      <w:r>
+        <w:rPr>
+          <w:sz w:val="28"/>
+          <w:szCs w:val="28"/>
+        </w:rPr>
+        <w:t>.</w:t>
+      </w:r>
+    </w:p>
+    <w:p>
+      <w:pPr>
+        <w:spacing w:line="360" w:lineRule="auto"/>
+        <w:jc w:val="center"/>
+        <w:rPr>
+          <w:sz w:val="28"/>
+          <w:szCs w:val="28"/>
+        </w:rPr>
+      </w:pPr>
+    </w:p>
+    <w:p>
+      <w:pPr>
+        <w:spacing w:line="360" w:lineRule="auto"/>
+        <w:ind w:firstLine="709"/>
+        <w:jc w:val="both"/>
+        <w:rPr>
+          <w:b/>
+          <w:bCs/>
+          <w:sz w:val="28"/>
+          <w:szCs w:val="28"/>
+        </w:rPr>
+      </w:pPr>
+      <w:r>
+        <w:rPr>
+          <w:b/>
+          <w:bCs/>
+          <w:sz w:val="28"/>
+          <w:szCs w:val="28"/>
+        </w:rPr>
+        <w:lastRenderedPageBreak/>
+        <w:t>Четвертый</w:t>
+      </w:r>
+      <w:r>
+        <w:rPr>
+          <w:b/>
+          <w:bCs/>
+          <w:sz w:val="28"/>
+          <w:szCs w:val="28"/>
+        </w:rPr>
+        <w:t xml:space="preserve"> сценарий.</w:t>
+      </w:r>
+      <w:r>
+        <w:rPr>
+          <w:b/>
+          <w:bCs/>
+          <w:sz w:val="28"/>
+          <w:szCs w:val="28"/>
+        </w:rPr>
+        <w:t xml:space="preserve"> </w:t>
+      </w:r>
+      <w:r>
+        <w:rPr>
+          <w:sz w:val="28"/>
+          <w:szCs w:val="28"/>
+        </w:rPr>
+        <w:t xml:space="preserve">Для выполнения </w:t>
+      </w:r>
+      <w:r>
+        <w:rPr>
+          <w:sz w:val="28"/>
+          <w:szCs w:val="28"/>
+        </w:rPr>
+        <w:t>четвертого</w:t>
+      </w:r>
+      <w:r>
+        <w:rPr>
+          <w:sz w:val="28"/>
+          <w:szCs w:val="28"/>
+        </w:rPr>
+        <w:t xml:space="preserve"> сценария была произведена авторизация в аккаунт, созданный в первом подпункте по </w:t>
+      </w:r>
+      <w:r>
+        <w:rPr>
+          <w:sz w:val="28"/>
+          <w:szCs w:val="28"/>
+          <w:lang w:val="en-US"/>
+        </w:rPr>
+        <w:t>endpoint “/login”</w:t>
+      </w:r>
+      <w:r>
+        <w:rPr>
+          <w:sz w:val="28"/>
+          <w:szCs w:val="28"/>
+        </w:rPr>
+        <w:t xml:space="preserve"> с методом </w:t>
+      </w:r>
+      <w:r>
+        <w:rPr>
+          <w:sz w:val="28"/>
+          <w:szCs w:val="28"/>
+          <w:lang w:val="en-US"/>
+        </w:rPr>
+        <w:t>post</w:t>
+      </w:r>
+      <w:r>
+        <w:rPr>
+          <w:sz w:val="28"/>
+          <w:szCs w:val="28"/>
+        </w:rPr>
+        <w:t>.</w:t>
+      </w:r>
+    </w:p>
+    <w:p>
+      <w:pPr>
+        <w:spacing w:line="360" w:lineRule="auto"/>
+        <w:jc w:val="center"/>
+        <w:rPr>
+          <w:sz w:val="28"/>
+          <w:szCs w:val="28"/>
+        </w:rPr>
+      </w:pPr>
+      <w:r>
+        <w:drawing>
+          <wp:inline distT="0" distB="0" distL="0" distR="0" wp14:anchorId="40F51489" wp14:editId="1DE42B21">
+            <wp:extent cx="5940425" cy="3147695"/>
+            <wp:effectExtent l="0" t="0" r="0" b="0"/>
+            <wp:docPr id="21" name="Рисунок 21"/>
+            <wp:cNvGraphicFramePr>
+              <a:graphicFrameLocks xmlns:a="http://schemas.openxmlformats.org/drawingml/2006/main" noChangeAspect="1"/>
+            </wp:cNvGraphicFramePr>
+            <a:graphic xmlns:a="http://schemas.openxmlformats.org/drawingml/2006/main">
+              <a:graphicData uri="http://schemas.openxmlformats.org/drawingml/2006/picture">
+                <pic:pic xmlns:pic="http://schemas.openxmlformats.org/drawingml/2006/picture">
+                  <pic:nvPicPr>
+                    <pic:cNvPr id="21" name="Рисунок 21"/>
+                    <pic:cNvPicPr/>
+                  </pic:nvPicPr>
+                  <pic:blipFill>
+                    <a:blip r:embed="rId26" cstate="print">
+                      <a:extLst>
+                        <a:ext uri="{28A0092B-C50C-407E-A947-70E740481C1C}">
+                          <a14:useLocalDpi xmlns:a14="http://schemas.microsoft.com/office/drawing/2010/main" val="0"/>
+                        </a:ext>
+                      </a:extLst>
+                    </a:blip>
+                    <a:stretch>
+                      <a:fillRect/>
+                    </a:stretch>
+                  </pic:blipFill>
+                  <pic:spPr>
+                    <a:xfrm>
+                      <a:off x="0" y="0"/>
+                      <a:ext cx="5940425" cy="3147695"/>
+                    </a:xfrm>
+                    <a:prstGeom prst="rect">
+                      <a:avLst/>
+                    </a:prstGeom>
+                  </pic:spPr>
+                </pic:pic>
+              </a:graphicData>
+            </a:graphic>
+          </wp:inline>
+        </w:drawing>
+      </w:r>
+    </w:p>
+    <w:p>
+      <w:pPr>
+        <w:spacing w:line="360" w:lineRule="auto"/>
+        <w:jc w:val="center"/>
+        <w:rPr>
+          <w:sz w:val="28"/>
+          <w:szCs w:val="28"/>
+        </w:rPr>
+      </w:pPr>
+      <w:r>
+        <w:rPr>
+          <w:sz w:val="28"/>
+          <w:szCs w:val="28"/>
+        </w:rPr>
+        <w:t>Рисунок 1</w:t>
+      </w:r>
+      <w:r>
+        <w:rPr>
+          <w:sz w:val="28"/>
+          <w:szCs w:val="28"/>
+        </w:rPr>
+        <w:t>7</w:t>
+      </w:r>
+      <w:r>
+        <w:rPr>
+          <w:sz w:val="28"/>
+          <w:szCs w:val="28"/>
+        </w:rPr>
+        <w:t>. Прохождение авторизации.</w:t>
+      </w:r>
+    </w:p>
+    <w:p>
+      <w:pPr>
+        <w:spacing w:line="360" w:lineRule="auto"/>
+        <w:jc w:val="center"/>
+        <w:rPr>
+          <w:sz w:val="28"/>
+          <w:szCs w:val="28"/>
+        </w:rPr>
+      </w:pPr>
+    </w:p>
+    <w:p>
+      <w:pPr>
+        <w:spacing w:line="360" w:lineRule="auto"/>
+        <w:ind w:firstLine="709"/>
+        <w:jc w:val="both"/>
+        <w:rPr>
+          <w:sz w:val="28"/>
+          <w:szCs w:val="28"/>
+        </w:rPr>
+      </w:pPr>
+      <w:r>
+        <w:rPr>
+          <w:sz w:val="28"/>
+          <w:szCs w:val="28"/>
+        </w:rPr>
+        <w:t xml:space="preserve">Был получен список всех команд при помощи </w:t>
+      </w:r>
+      <w:r>
+        <w:rPr>
+          <w:sz w:val="28"/>
+          <w:szCs w:val="28"/>
+          <w:lang w:val="en-US"/>
+        </w:rPr>
+        <w:t xml:space="preserve">endpoint “/teams” </w:t>
+      </w:r>
+      <w:r>
+        <w:rPr>
+          <w:sz w:val="28"/>
+          <w:szCs w:val="28"/>
+        </w:rPr>
+        <w:t xml:space="preserve">с методом </w:t>
+      </w:r>
+      <w:r>
+        <w:rPr>
+          <w:sz w:val="28"/>
+          <w:szCs w:val="28"/>
+          <w:lang w:val="en-US"/>
+        </w:rPr>
+        <w:t>get</w:t>
+      </w:r>
+      <w:r>
+        <w:rPr>
+          <w:sz w:val="28"/>
+          <w:szCs w:val="28"/>
+        </w:rPr>
+        <w:t>.</w:t>
+      </w:r>
+    </w:p>
+    <w:p>
+      <w:pPr>
+        <w:spacing w:line="360" w:lineRule="auto"/>
+        <w:jc w:val="center"/>
+        <w:rPr>
+          <w:sz w:val="28"/>
+          <w:szCs w:val="28"/>
+        </w:rPr>
+      </w:pPr>
+      <w:r>
+        <w:drawing>
+          <wp:inline distT="0" distB="0" distL="0" distR="0" wp14:anchorId="3A481E43" wp14:editId="45B0A315">
+            <wp:extent cx="5940425" cy="3150870"/>
+            <wp:effectExtent l="0" t="0" r="0" b="0"/>
+            <wp:docPr id="22" name="Рисунок 22"/>
+            <wp:cNvGraphicFramePr>
+              <a:graphicFrameLocks xmlns:a="http://schemas.openxmlformats.org/drawingml/2006/main" noChangeAspect="1"/>
+            </wp:cNvGraphicFramePr>
+            <a:graphic xmlns:a="http://schemas.openxmlformats.org/drawingml/2006/main">
+              <a:graphicData uri="http://schemas.openxmlformats.org/drawingml/2006/picture">
+                <pic:pic xmlns:pic="http://schemas.openxmlformats.org/drawingml/2006/picture">
+                  <pic:nvPicPr>
+                    <pic:cNvPr id="22" name="Рисунок 22"/>
+                    <pic:cNvPicPr/>
+                  </pic:nvPicPr>
+                  <pic:blipFill>
+                    <a:blip r:embed="rId27" cstate="print">
+                      <a:extLst>
+                        <a:ext uri="{28A0092B-C50C-407E-A947-70E740481C1C}">
+                          <a14:useLocalDpi xmlns:a14="http://schemas.microsoft.com/office/drawing/2010/main" val="0"/>
+                        </a:ext>
+                      </a:extLst>
+                    </a:blip>
+                    <a:stretch>
+                      <a:fillRect/>
+                    </a:stretch>
+                  </pic:blipFill>
+                  <pic:spPr>
+                    <a:xfrm>
+                      <a:off x="0" y="0"/>
+                      <a:ext cx="5940425" cy="3150870"/>
+                    </a:xfrm>
+                    <a:prstGeom prst="rect">
+                      <a:avLst/>
+                    </a:prstGeom>
+                  </pic:spPr>
+                </pic:pic>
+              </a:graphicData>
+            </a:graphic>
+          </wp:inline>
+        </w:drawing>
+      </w:r>
+    </w:p>
+    <w:p>
+      <w:pPr>
+        <w:spacing w:line="360" w:lineRule="auto"/>
+        <w:jc w:val="center"/>
+        <w:rPr>
+          <w:sz w:val="28"/>
+          <w:szCs w:val="28"/>
+        </w:rPr>
+      </w:pPr>
+      <w:r>
+        <w:rPr>
+          <w:sz w:val="28"/>
+          <w:szCs w:val="28"/>
+        </w:rPr>
+        <w:t>Рисунок 1</w:t>
+      </w:r>
+      <w:r>
+        <w:rPr>
+          <w:sz w:val="28"/>
+          <w:szCs w:val="28"/>
+        </w:rPr>
+        <w:t>8</w:t>
+      </w:r>
+      <w:r>
+        <w:rPr>
+          <w:sz w:val="28"/>
+          <w:szCs w:val="28"/>
+        </w:rPr>
+        <w:t xml:space="preserve">. </w:t>
+      </w:r>
+      <w:r>
+        <w:rPr>
+          <w:sz w:val="28"/>
+          <w:szCs w:val="28"/>
+        </w:rPr>
+        <w:t>Получение списка всех команд.</w:t>
+      </w:r>
+    </w:p>
+    <w:p>
+      <w:pPr>
+        <w:spacing w:line="360" w:lineRule="auto"/>
+        <w:jc w:val="center"/>
+        <w:rPr>
+          <w:sz w:val="28"/>
+          <w:szCs w:val="28"/>
+        </w:rPr>
+      </w:pPr>
+    </w:p>
+    <w:p>
+      <w:pPr>
+        <w:spacing w:line="360" w:lineRule="auto"/>
+        <w:ind w:firstLine="709"/>
+        <w:jc w:val="both"/>
+        <w:rPr>
+          <w:sz w:val="28"/>
+          <w:szCs w:val="28"/>
+        </w:rPr>
+      </w:pPr>
+      <w:r>
+        <w:rPr>
+          <w:sz w:val="28"/>
+          <w:szCs w:val="28"/>
+        </w:rPr>
+        <w:lastRenderedPageBreak/>
+        <w:t xml:space="preserve">Был получен список предстоящих игр при помощи </w:t>
+      </w:r>
+      <w:r>
+        <w:rPr>
+          <w:sz w:val="28"/>
+          <w:szCs w:val="28"/>
+          <w:lang w:val="en-US"/>
+        </w:rPr>
+        <w:t xml:space="preserve">endpoint “/next_matches” </w:t>
+      </w:r>
+      <w:r>
+        <w:rPr>
+          <w:sz w:val="28"/>
+          <w:szCs w:val="28"/>
+        </w:rPr>
+        <w:t xml:space="preserve">с методом </w:t>
+      </w:r>
+      <w:r>
+        <w:rPr>
+          <w:sz w:val="28"/>
+          <w:szCs w:val="28"/>
+          <w:lang w:val="en-US"/>
+        </w:rPr>
+        <w:t xml:space="preserve">get </w:t>
+      </w:r>
+      <w:r>
+        <w:rPr>
+          <w:sz w:val="28"/>
+          <w:szCs w:val="28"/>
+        </w:rPr>
+        <w:t xml:space="preserve">и параметром запроса </w:t>
+      </w:r>
+      <w:r>
+        <w:rPr>
+          <w:sz w:val="28"/>
+          <w:szCs w:val="28"/>
+          <w:lang w:val="en-US"/>
+        </w:rPr>
+        <w:t>team_id</w:t>
+      </w:r>
+      <w:r>
+        <w:rPr>
+          <w:sz w:val="28"/>
+          <w:szCs w:val="28"/>
+        </w:rPr>
+        <w:t>.</w:t>
+      </w:r>
+    </w:p>
+    <w:p>
+      <w:pPr>
+        <w:spacing w:line="360" w:lineRule="auto"/>
+        <w:jc w:val="center"/>
+        <w:rPr>
+          <w:sz w:val="28"/>
+          <w:szCs w:val="28"/>
+        </w:rPr>
+      </w:pPr>
+      <w:r>
+        <w:drawing>
+          <wp:inline distT="0" distB="0" distL="0" distR="0" wp14:anchorId="520E302B" wp14:editId="23532E70">
+            <wp:extent cx="5940425" cy="3151505"/>
+            <wp:effectExtent l="0" t="0" r="0" b="0"/>
+            <wp:docPr id="24" name="Рисунок 24"/>
+            <wp:cNvGraphicFramePr>
+              <a:graphicFrameLocks xmlns:a="http://schemas.openxmlformats.org/drawingml/2006/main" noChangeAspect="1"/>
+            </wp:cNvGraphicFramePr>
+            <a:graphic xmlns:a="http://schemas.openxmlformats.org/drawingml/2006/main">
+              <a:graphicData uri="http://schemas.openxmlformats.org/drawingml/2006/picture">
+                <pic:pic xmlns:pic="http://schemas.openxmlformats.org/drawingml/2006/picture">
+                  <pic:nvPicPr>
+                    <pic:cNvPr id="24" name="Рисунок 24"/>
+                    <pic:cNvPicPr/>
+                  </pic:nvPicPr>
+                  <pic:blipFill>
+                    <a:blip r:embed="rId28" cstate="print">
+                      <a:extLst>
+                        <a:ext uri="{28A0092B-C50C-407E-A947-70E740481C1C}">
+                          <a14:useLocalDpi xmlns:a14="http://schemas.microsoft.com/office/drawing/2010/main" val="0"/>
+                        </a:ext>
+                      </a:extLst>
+                    </a:blip>
+                    <a:stretch>
+                      <a:fillRect/>
+                    </a:stretch>
+                  </pic:blipFill>
+                  <pic:spPr>
+                    <a:xfrm>
+                      <a:off x="0" y="0"/>
+                      <a:ext cx="5940425" cy="3151505"/>
+                    </a:xfrm>
+                    <a:prstGeom prst="rect">
+                      <a:avLst/>
+                    </a:prstGeom>
+                  </pic:spPr>
+                </pic:pic>
+              </a:graphicData>
+            </a:graphic>
+          </wp:inline>
+        </w:drawing>
+      </w:r>
+    </w:p>
+    <w:p>
+      <w:pPr>
+        <w:spacing w:line="360" w:lineRule="auto"/>
+        <w:jc w:val="center"/>
+        <w:rPr>
+          <w:sz w:val="28"/>
+          <w:szCs w:val="28"/>
+        </w:rPr>
+      </w:pPr>
+      <w:r>
+        <w:rPr>
+          <w:sz w:val="28"/>
+          <w:szCs w:val="28"/>
+        </w:rPr>
+        <w:t>Рисунок 1</w:t>
+      </w:r>
+      <w:r>
+        <w:rPr>
+          <w:sz w:val="28"/>
+          <w:szCs w:val="28"/>
+        </w:rPr>
+        <w:t>9</w:t>
+      </w:r>
+      <w:r>
+        <w:rPr>
+          <w:sz w:val="28"/>
+          <w:szCs w:val="28"/>
+        </w:rPr>
+        <w:t xml:space="preserve">. </w:t>
+      </w:r>
+      <w:r>
+        <w:rPr>
+          <w:sz w:val="28"/>
+          <w:szCs w:val="28"/>
+        </w:rPr>
+        <w:t>Получение списка предстоящих игр.</w:t>
+      </w:r>
+    </w:p>
+    <w:p>
+      <w:pPr>
+        <w:spacing w:line="360" w:lineRule="auto"/>
+        <w:jc w:val="center"/>
+        <w:rPr>
+          <w:sz w:val="28"/>
+          <w:szCs w:val="28"/>
+        </w:rPr>
+      </w:pPr>
+    </w:p>
+    <w:p>
+      <w:pPr>
+        <w:spacing w:line="360" w:lineRule="auto"/>
+        <w:ind w:firstLine="709"/>
+        <w:jc w:val="both"/>
+        <w:rPr>
+          <w:b/>
+          <w:bCs/>
+          <w:sz w:val="28"/>
+          <w:szCs w:val="28"/>
+        </w:rPr>
+      </w:pPr>
+      <w:r>
+        <w:rPr>
+          <w:b/>
+          <w:bCs/>
+          <w:sz w:val="28"/>
+          <w:szCs w:val="28"/>
+        </w:rPr>
+        <w:t>Пятый</w:t>
+      </w:r>
+      <w:r>
+        <w:rPr>
+          <w:b/>
+          <w:bCs/>
+          <w:sz w:val="28"/>
+          <w:szCs w:val="28"/>
+        </w:rPr>
+        <w:t xml:space="preserve"> сценарий.</w:t>
+      </w:r>
+      <w:r>
+        <w:rPr>
+          <w:b/>
+          <w:bCs/>
+          <w:sz w:val="28"/>
+          <w:szCs w:val="28"/>
+        </w:rPr>
+        <w:t xml:space="preserve"> </w:t>
+      </w:r>
+      <w:r>
+        <w:rPr>
+          <w:sz w:val="28"/>
+          <w:szCs w:val="28"/>
+        </w:rPr>
+        <w:t xml:space="preserve">Для выполнения </w:t>
+      </w:r>
+      <w:r>
+        <w:rPr>
+          <w:sz w:val="28"/>
+          <w:szCs w:val="28"/>
+        </w:rPr>
+        <w:t>пятого</w:t>
+      </w:r>
+      <w:r>
+        <w:rPr>
+          <w:sz w:val="28"/>
+          <w:szCs w:val="28"/>
+        </w:rPr>
+        <w:t xml:space="preserve"> сценария была произведена авторизация в аккаунт, созданный в первом подпункте по </w:t>
+      </w:r>
+      <w:r>
+        <w:rPr>
+          <w:sz w:val="28"/>
+          <w:szCs w:val="28"/>
+          <w:lang w:val="en-US"/>
+        </w:rPr>
+        <w:t>endpoint “/login”</w:t>
+      </w:r>
+      <w:r>
+        <w:rPr>
+          <w:sz w:val="28"/>
+          <w:szCs w:val="28"/>
+        </w:rPr>
+        <w:t xml:space="preserve"> с методом </w:t>
+      </w:r>
+      <w:r>
+        <w:rPr>
+          <w:sz w:val="28"/>
+          <w:szCs w:val="28"/>
+          <w:lang w:val="en-US"/>
+        </w:rPr>
+        <w:t>post</w:t>
+      </w:r>
+      <w:r>
+        <w:rPr>
+          <w:sz w:val="28"/>
+          <w:szCs w:val="28"/>
+        </w:rPr>
+        <w:t>.</w:t>
+      </w:r>
+    </w:p>
+    <w:p>
+      <w:pPr>
+        <w:spacing w:line="360" w:lineRule="auto"/>
+        <w:jc w:val="center"/>
+        <w:rPr>
+          <w:sz w:val="28"/>
+          <w:szCs w:val="28"/>
+        </w:rPr>
+      </w:pPr>
+      <w:r>
+        <w:rPr>
+          <w:b/>
+          <w:bCs/>
+          <w:noProof/>
+        </w:rPr>
+        <w:drawing>
+          <wp:inline distT="0" distB="0" distL="0" distR="0" wp14:anchorId="0F1D48C7" wp14:editId="4120287A">
+            <wp:extent cx="5940425" cy="3176905"/>
+            <wp:effectExtent l="0" t="0" r="0" b="0"/>
+            <wp:docPr id="25" name="Рисунок 25"/>
+            <wp:cNvGraphicFramePr>
+              <a:graphicFrameLocks xmlns:a="http://schemas.openxmlformats.org/drawingml/2006/main" noChangeAspect="1"/>
+            </wp:cNvGraphicFramePr>
+            <a:graphic xmlns:a="http://schemas.openxmlformats.org/drawingml/2006/main">
+              <a:graphicData uri="http://schemas.openxmlformats.org/drawingml/2006/picture">
+                <pic:pic xmlns:pic="http://schemas.openxmlformats.org/drawingml/2006/picture">
+                  <pic:nvPicPr>
+                    <pic:cNvPr id="25" name="Рисунок 25"/>
+                    <pic:cNvPicPr/>
+                  </pic:nvPicPr>
+                  <pic:blipFill>
+                    <a:blip r:embed="rId29" cstate="print">
+                      <a:extLst>
+                        <a:ext uri="{28A0092B-C50C-407E-A947-70E740481C1C}">
+                          <a14:useLocalDpi xmlns:a14="http://schemas.microsoft.com/office/drawing/2010/main" val="0"/>
+                        </a:ext>
+                      </a:extLst>
+                    </a:blip>
+                    <a:stretch>
+                      <a:fillRect/>
+                    </a:stretch>
+                  </pic:blipFill>
+                  <pic:spPr>
+                    <a:xfrm>
+                      <a:off x="0" y="0"/>
+                      <a:ext cx="5940425" cy="3176905"/>
+                    </a:xfrm>
+                    <a:prstGeom prst="rect">
+                      <a:avLst/>
+                    </a:prstGeom>
+                  </pic:spPr>
+                </pic:pic>
+              </a:graphicData>
+            </a:graphic>
+          </wp:inline>
+        </w:drawing>
+      </w:r>
+    </w:p>
+    <w:p>
+      <w:pPr>
+        <w:spacing w:line="360" w:lineRule="auto"/>
+        <w:jc w:val="center"/>
+        <w:rPr>
+          <w:sz w:val="28"/>
+          <w:szCs w:val="28"/>
+        </w:rPr>
+      </w:pPr>
+      <w:r>
+        <w:rPr>
+          <w:sz w:val="28"/>
+          <w:szCs w:val="28"/>
+        </w:rPr>
+        <w:t xml:space="preserve">Рисунок </w:t>
+      </w:r>
+      <w:r>
+        <w:rPr>
+          <w:sz w:val="28"/>
+          <w:szCs w:val="28"/>
+        </w:rPr>
+        <w:t>20</w:t>
+      </w:r>
+      <w:r>
+        <w:rPr>
+          <w:sz w:val="28"/>
+          <w:szCs w:val="28"/>
+        </w:rPr>
+        <w:t>. Прохождение авторизации.</w:t>
+      </w:r>
+    </w:p>
+    <w:p>
+      <w:pPr>
+        <w:spacing w:line="360" w:lineRule="auto"/>
+        <w:jc w:val="center"/>
+        <w:rPr>
+          <w:sz w:val="28"/>
+          <w:szCs w:val="28"/>
+        </w:rPr>
+      </w:pPr>
+    </w:p>
+    <w:p>
+      <w:pPr>
+        <w:spacing w:line="360" w:lineRule="auto"/>
+        <w:ind w:firstLine="709"/>
+        <w:jc w:val="both"/>
+        <w:rPr>
+          <w:sz w:val="28"/>
+          <w:szCs w:val="28"/>
+        </w:rPr>
+      </w:pPr>
+      <w:r>
+        <w:rPr>
+          <w:sz w:val="28"/>
+          <w:szCs w:val="28"/>
+        </w:rPr>
+        <w:lastRenderedPageBreak/>
+        <w:t xml:space="preserve">Была произведена регистрация в конкурсе прогнозов при помощи </w:t>
+      </w:r>
+      <w:r>
+        <w:rPr>
+          <w:sz w:val="28"/>
+          <w:szCs w:val="28"/>
+          <w:lang w:val="en-US"/>
+        </w:rPr>
+        <w:t xml:space="preserve">endpoint “/acceptbetline” </w:t>
+      </w:r>
+      <w:r>
+        <w:rPr>
+          <w:sz w:val="28"/>
+          <w:szCs w:val="28"/>
+        </w:rPr>
+        <w:t xml:space="preserve">с методом </w:t>
+      </w:r>
+      <w:r>
+        <w:rPr>
+          <w:sz w:val="28"/>
+          <w:szCs w:val="28"/>
+          <w:lang w:val="en-US"/>
+        </w:rPr>
+        <w:t>get</w:t>
+      </w:r>
+      <w:r>
+        <w:rPr>
+          <w:sz w:val="28"/>
+          <w:szCs w:val="28"/>
+        </w:rPr>
+        <w:t>.</w:t>
+      </w:r>
+    </w:p>
+    <w:p>
+      <w:pPr>
+        <w:spacing w:line="360" w:lineRule="auto"/>
+        <w:jc w:val="center"/>
+        <w:rPr>
+          <w:sz w:val="28"/>
+          <w:szCs w:val="28"/>
+        </w:rPr>
+      </w:pPr>
+      <w:r>
+        <w:rPr>
+          <w:b/>
+          <w:bCs/>
+          <w:noProof/>
+        </w:rPr>
+        <w:drawing>
+          <wp:inline distT="0" distB="0" distL="0" distR="0" wp14:anchorId="55896D92" wp14:editId="21382653">
+            <wp:extent cx="5940425" cy="3129280"/>
+            <wp:effectExtent l="0" t="0" r="0" b="0"/>
+            <wp:docPr id="26" name="Рисунок 26"/>
+            <wp:cNvGraphicFramePr>
+              <a:graphicFrameLocks xmlns:a="http://schemas.openxmlformats.org/drawingml/2006/main" noChangeAspect="1"/>
+            </wp:cNvGraphicFramePr>
+            <a:graphic xmlns:a="http://schemas.openxmlformats.org/drawingml/2006/main">
+              <a:graphicData uri="http://schemas.openxmlformats.org/drawingml/2006/picture">
+                <pic:pic xmlns:pic="http://schemas.openxmlformats.org/drawingml/2006/picture">
+                  <pic:nvPicPr>
+                    <pic:cNvPr id="26" name="Рисунок 26"/>
+                    <pic:cNvPicPr/>
+                  </pic:nvPicPr>
+                  <pic:blipFill>
+                    <a:blip r:embed="rId30" cstate="print">
+                      <a:extLst>
+                        <a:ext uri="{28A0092B-C50C-407E-A947-70E740481C1C}">
+                          <a14:useLocalDpi xmlns:a14="http://schemas.microsoft.com/office/drawing/2010/main" val="0"/>
+                        </a:ext>
+                      </a:extLst>
+                    </a:blip>
+                    <a:stretch>
+                      <a:fillRect/>
+                    </a:stretch>
+                  </pic:blipFill>
+                  <pic:spPr>
+                    <a:xfrm>
+                      <a:off x="0" y="0"/>
+                      <a:ext cx="5940425" cy="3129280"/>
+                    </a:xfrm>
+                    <a:prstGeom prst="rect">
+                      <a:avLst/>
+                    </a:prstGeom>
+                  </pic:spPr>
+                </pic:pic>
+              </a:graphicData>
+            </a:graphic>
+          </wp:inline>
+        </w:drawing>
+      </w:r>
+    </w:p>
+    <w:p>
+      <w:pPr>
+        <w:spacing w:line="360" w:lineRule="auto"/>
+        <w:jc w:val="center"/>
+        <w:rPr>
+          <w:sz w:val="28"/>
+          <w:szCs w:val="28"/>
+        </w:rPr>
+      </w:pPr>
+      <w:r>
+        <w:rPr>
+          <w:sz w:val="28"/>
+          <w:szCs w:val="28"/>
+        </w:rPr>
+        <w:t xml:space="preserve">Рисунок </w:t>
+      </w:r>
+      <w:r>
+        <w:rPr>
+          <w:sz w:val="28"/>
+          <w:szCs w:val="28"/>
+        </w:rPr>
+        <w:t>21.</w:t>
+      </w:r>
+      <w:r>
+        <w:rPr>
+          <w:sz w:val="28"/>
+          <w:szCs w:val="28"/>
+        </w:rPr>
+        <w:t xml:space="preserve"> </w:t>
+      </w:r>
+      <w:r>
+        <w:rPr>
+          <w:sz w:val="28"/>
+          <w:szCs w:val="28"/>
+        </w:rPr>
+        <w:t>Регистрация в конкурсе прогнозов.</w:t>
+      </w:r>
+    </w:p>
+    <w:p>
+      <w:pPr>
+        <w:spacing w:line="360" w:lineRule="auto"/>
+        <w:jc w:val="center"/>
+        <w:rPr>
+          <w:sz w:val="28"/>
+          <w:szCs w:val="28"/>
+        </w:rPr>
+      </w:pPr>
+    </w:p>
+    <w:p>
+      <w:pPr>
+        <w:spacing w:line="360" w:lineRule="auto"/>
+        <w:ind w:firstLine="709"/>
+        <w:jc w:val="both"/>
+        <w:rPr>
+          <w:sz w:val="28"/>
+          <w:szCs w:val="28"/>
+        </w:rPr>
+      </w:pPr>
+      <w:r>
+        <w:rPr>
+          <w:sz w:val="28"/>
+          <w:szCs w:val="28"/>
+        </w:rPr>
+        <w:t xml:space="preserve">Была создана ставка на матч при помощи </w:t>
+      </w:r>
+      <w:r>
+        <w:rPr>
+          <w:sz w:val="28"/>
+          <w:szCs w:val="28"/>
+          <w:lang w:val="en-US"/>
+        </w:rPr>
+        <w:t>endpoint “</w:t>
+      </w:r>
+      <w:r>
+        <w:rPr>
+          <w:sz w:val="28"/>
+          <w:szCs w:val="28"/>
+          <w:lang w:val="en-US"/>
+        </w:rPr>
+        <w:t>/</w:t>
+      </w:r>
+      <w:r>
+        <w:rPr>
+          <w:sz w:val="28"/>
+          <w:szCs w:val="28"/>
+          <w:lang w:val="en-US"/>
+        </w:rPr>
+        <w:t xml:space="preserve">addbet” </w:t>
+      </w:r>
+      <w:r>
+        <w:rPr>
+          <w:sz w:val="28"/>
+          <w:szCs w:val="28"/>
+        </w:rPr>
+        <w:t xml:space="preserve">с методом </w:t>
+      </w:r>
+      <w:r>
+        <w:rPr>
+          <w:sz w:val="28"/>
+          <w:szCs w:val="28"/>
+          <w:lang w:val="en-US"/>
+        </w:rPr>
+        <w:t xml:space="preserve">post </w:t>
+      </w:r>
+      <w:r>
+        <w:rPr>
+          <w:sz w:val="28"/>
+          <w:szCs w:val="28"/>
+        </w:rPr>
+        <w:t>и подготовленными заранее данными</w:t>
+      </w:r>
+      <w:r>
+        <w:rPr>
+          <w:sz w:val="28"/>
+          <w:szCs w:val="28"/>
+        </w:rPr>
+        <w:t>.</w:t>
+      </w:r>
+    </w:p>
+    <w:p>
+      <w:pPr>
+        <w:spacing w:line="360" w:lineRule="auto"/>
+        <w:jc w:val="center"/>
+        <w:rPr>
+          <w:sz w:val="28"/>
+          <w:szCs w:val="28"/>
+        </w:rPr>
+      </w:pPr>
+      <w:r>
+        <w:rPr>
+          <w:b/>
+          <w:bCs/>
+          <w:noProof/>
+        </w:rPr>
+        <w:drawing>
+          <wp:inline distT="0" distB="0" distL="0" distR="0" wp14:anchorId="7C81881D" wp14:editId="6106BB9D">
+            <wp:extent cx="5940425" cy="3133725"/>
+            <wp:effectExtent l="0" t="0" r="0" b="0"/>
+            <wp:docPr id="27" name="Рисунок 27"/>
+            <wp:cNvGraphicFramePr>
+              <a:graphicFrameLocks xmlns:a="http://schemas.openxmlformats.org/drawingml/2006/main" noChangeAspect="1"/>
+            </wp:cNvGraphicFramePr>
+            <a:graphic xmlns:a="http://schemas.openxmlformats.org/drawingml/2006/main">
+              <a:graphicData uri="http://schemas.openxmlformats.org/drawingml/2006/picture">
+                <pic:pic xmlns:pic="http://schemas.openxmlformats.org/drawingml/2006/picture">
+                  <pic:nvPicPr>
+                    <pic:cNvPr id="27" name="Рисунок 27"/>
+                    <pic:cNvPicPr/>
+                  </pic:nvPicPr>
+                  <pic:blipFill>
+                    <a:blip r:embed="rId31" cstate="print">
+                      <a:extLst>
+                        <a:ext uri="{28A0092B-C50C-407E-A947-70E740481C1C}">
+                          <a14:useLocalDpi xmlns:a14="http://schemas.microsoft.com/office/drawing/2010/main" val="0"/>
+                        </a:ext>
+                      </a:extLst>
+                    </a:blip>
+                    <a:stretch>
+                      <a:fillRect/>
+                    </a:stretch>
+                  </pic:blipFill>
+                  <pic:spPr>
+                    <a:xfrm>
+                      <a:off x="0" y="0"/>
+                      <a:ext cx="5940425" cy="3133725"/>
+                    </a:xfrm>
+                    <a:prstGeom prst="rect">
+                      <a:avLst/>
+                    </a:prstGeom>
+                  </pic:spPr>
+                </pic:pic>
+              </a:graphicData>
+            </a:graphic>
+          </wp:inline>
+        </w:drawing>
+      </w:r>
+    </w:p>
+    <w:p>
+      <w:pPr>
+        <w:spacing w:line="360" w:lineRule="auto"/>
+        <w:jc w:val="center"/>
+        <w:rPr>
+          <w:sz w:val="28"/>
+          <w:szCs w:val="28"/>
+        </w:rPr>
+      </w:pPr>
+      <w:r>
+        <w:rPr>
+          <w:sz w:val="28"/>
+          <w:szCs w:val="28"/>
+        </w:rPr>
+        <w:t xml:space="preserve">Рисунок </w:t>
+      </w:r>
+      <w:r>
+        <w:rPr>
+          <w:sz w:val="28"/>
+          <w:szCs w:val="28"/>
+        </w:rPr>
+        <w:t>22</w:t>
+      </w:r>
+      <w:r>
+        <w:rPr>
+          <w:sz w:val="28"/>
+          <w:szCs w:val="28"/>
+        </w:rPr>
+        <w:t xml:space="preserve">. </w:t>
+      </w:r>
+      <w:r>
+        <w:rPr>
+          <w:sz w:val="28"/>
+          <w:szCs w:val="28"/>
+        </w:rPr>
+        <w:t>Создание ставки на матч.</w:t>
+      </w:r>
+    </w:p>
+    <w:p>
+      <w:pPr>
+        <w:spacing w:line="360" w:lineRule="auto"/>
+        <w:jc w:val="center"/>
+        <w:rPr>
+          <w:sz w:val="28"/>
+          <w:szCs w:val="28"/>
+        </w:rPr>
+      </w:pPr>
+    </w:p>
+    <w:p>
+      <w:pPr>
+        <w:spacing w:line="360" w:lineRule="auto"/>
+        <w:jc w:val="center"/>
+        <w:rPr>
+          <w:sz w:val="28"/>
+          <w:szCs w:val="28"/>
+        </w:rPr>
+      </w:pPr>
+    </w:p>
+    <w:p>
+      <w:pPr>
+        <w:spacing w:line="360" w:lineRule="auto"/>
+        <w:ind w:firstLine="709"/>
+        <w:jc w:val="both"/>
+        <w:rPr>
+          <w:sz w:val="28"/>
+          <w:szCs w:val="28"/>
+        </w:rPr>
+      </w:pPr>
+      <w:r>
+        <w:rPr>
+          <w:sz w:val="28"/>
+          <w:szCs w:val="28"/>
+        </w:rPr>
+        <w:lastRenderedPageBreak/>
+        <w:t xml:space="preserve">Была произведена проверка добавленной в предыдущем подпункте ставки при помощи </w:t>
+      </w:r>
+      <w:r>
+        <w:rPr>
+          <w:sz w:val="28"/>
+          <w:szCs w:val="28"/>
+          <w:lang w:val="en-US"/>
+        </w:rPr>
+        <w:t xml:space="preserve">endpoint “/userbets” </w:t>
+      </w:r>
+      <w:r>
+        <w:rPr>
+          <w:sz w:val="28"/>
+          <w:szCs w:val="28"/>
+        </w:rPr>
+        <w:t xml:space="preserve">с методом </w:t>
+      </w:r>
+      <w:r>
+        <w:rPr>
+          <w:sz w:val="28"/>
+          <w:szCs w:val="28"/>
+          <w:lang w:val="en-US"/>
+        </w:rPr>
+        <w:t>get</w:t>
+      </w:r>
+      <w:r>
+        <w:rPr>
+          <w:sz w:val="28"/>
+          <w:szCs w:val="28"/>
+        </w:rPr>
+        <w:t>.</w:t>
+      </w:r>
+    </w:p>
+    <w:p>
+      <w:pPr>
+        <w:spacing w:line="360" w:lineRule="auto"/>
+        <w:jc w:val="center"/>
+        <w:rPr>
+          <w:sz w:val="28"/>
+          <w:szCs w:val="28"/>
+        </w:rPr>
+      </w:pPr>
+      <w:r>
+        <w:rPr>
+          <w:b/>
+          <w:bCs/>
+          <w:noProof/>
+        </w:rPr>
+        <w:drawing>
+          <wp:inline distT="0" distB="0" distL="0" distR="0" wp14:anchorId="25728C65" wp14:editId="664ADFB4">
+            <wp:extent cx="5940425" cy="3128010"/>
+            <wp:effectExtent l="0" t="0" r="0" b="0"/>
+            <wp:docPr id="28" name="Рисунок 28"/>
+            <wp:cNvGraphicFramePr>
+              <a:graphicFrameLocks xmlns:a="http://schemas.openxmlformats.org/drawingml/2006/main" noChangeAspect="1"/>
+            </wp:cNvGraphicFramePr>
+            <a:graphic xmlns:a="http://schemas.openxmlformats.org/drawingml/2006/main">
+              <a:graphicData uri="http://schemas.openxmlformats.org/drawingml/2006/picture">
+                <pic:pic xmlns:pic="http://schemas.openxmlformats.org/drawingml/2006/picture">
+                  <pic:nvPicPr>
+                    <pic:cNvPr id="28" name="Рисунок 28"/>
+                    <pic:cNvPicPr/>
+                  </pic:nvPicPr>
+                  <pic:blipFill>
+                    <a:blip r:embed="rId32" cstate="print">
+                      <a:extLst>
+                        <a:ext uri="{28A0092B-C50C-407E-A947-70E740481C1C}">
+                          <a14:useLocalDpi xmlns:a14="http://schemas.microsoft.com/office/drawing/2010/main" val="0"/>
+                        </a:ext>
+                      </a:extLst>
+                    </a:blip>
+                    <a:stretch>
+                      <a:fillRect/>
+                    </a:stretch>
+                  </pic:blipFill>
+                  <pic:spPr>
+                    <a:xfrm>
+                      <a:off x="0" y="0"/>
+                      <a:ext cx="5940425" cy="3128010"/>
+                    </a:xfrm>
+                    <a:prstGeom prst="rect">
+                      <a:avLst/>
+                    </a:prstGeom>
+                  </pic:spPr>
+                </pic:pic>
+              </a:graphicData>
+            </a:graphic>
+          </wp:inline>
+        </w:drawing>
+      </w:r>
+    </w:p>
+    <w:p>
+      <w:pPr>
+        <w:spacing w:line="360" w:lineRule="auto"/>
+        <w:jc w:val="center"/>
+        <w:rPr>
+          <w:sz w:val="28"/>
+          <w:szCs w:val="28"/>
+        </w:rPr>
+      </w:pPr>
+      <w:r>
+        <w:rPr>
+          <w:sz w:val="28"/>
+          <w:szCs w:val="28"/>
+        </w:rPr>
+        <w:t xml:space="preserve">Рисунок </w:t>
+      </w:r>
+      <w:r>
+        <w:rPr>
+          <w:sz w:val="28"/>
+          <w:szCs w:val="28"/>
+        </w:rPr>
+        <w:t>23</w:t>
+      </w:r>
+      <w:r>
+        <w:rPr>
+          <w:sz w:val="28"/>
+          <w:szCs w:val="28"/>
+        </w:rPr>
+        <w:t xml:space="preserve">. </w:t>
+      </w:r>
+      <w:r>
+        <w:rPr>
+          <w:sz w:val="28"/>
+          <w:szCs w:val="28"/>
+        </w:rPr>
+        <w:t>Проверка добавленной ставки.</w:t>
+      </w:r>
+    </w:p>
+    <w:p>
+      <w:pPr>
+        <w:spacing w:line="360" w:lineRule="auto"/>
+        <w:jc w:val="center"/>
+        <w:rPr>
+          <w:sz w:val="28"/>
+          <w:szCs w:val="28"/>
+        </w:rPr>
+      </w:pPr>
+    </w:p>
+    <w:p>
+      <w:pPr>
+        <w:spacing w:line="360" w:lineRule="auto"/>
+        <w:ind w:firstLine="709"/>
+        <w:jc w:val="both"/>
+        <w:rPr>
+          <w:sz w:val="28"/>
+          <w:szCs w:val="28"/>
+        </w:rPr>
+      </w:pPr>
+      <w:r>
+        <w:rPr>
+          <w:sz w:val="28"/>
+          <w:szCs w:val="28"/>
+        </w:rPr>
+        <w:t xml:space="preserve">Тестируемое </w:t>
+      </w:r>
+      <w:r>
+        <w:rPr>
+          <w:sz w:val="28"/>
+          <w:szCs w:val="28"/>
+          <w:lang w:val="en-US"/>
+        </w:rPr>
+        <w:t xml:space="preserve">API </w:t>
+      </w:r>
+      <w:r>
+        <w:rPr>
+          <w:sz w:val="28"/>
+          <w:szCs w:val="28"/>
+        </w:rPr>
+        <w:t>сервиса отработало корректно в большинстве сценариев, составленных в тест-кейсе</w:t>
+      </w:r>
+      <w:r>
+        <w:rPr>
+          <w:sz w:val="28"/>
+          <w:szCs w:val="28"/>
+        </w:rPr>
+        <w:t xml:space="preserve"> данной лабораторной работы. Однако существует несколько некритических недочетов, которые усложнят дальнейшее расширение веб-сервиса, например, отсутствие методом </w:t>
+      </w:r>
+      <w:r>
+        <w:rPr>
+          <w:sz w:val="28"/>
+          <w:szCs w:val="28"/>
+          <w:lang w:val="en-US"/>
+        </w:rPr>
+        <w:t>delete</w:t>
+      </w:r>
+      <w:r>
+        <w:rPr>
+          <w:sz w:val="28"/>
+          <w:szCs w:val="28"/>
+        </w:rPr>
+        <w:t xml:space="preserve">, которые </w:t>
+      </w:r>
+      <w:r>
+        <w:rPr>
+          <w:sz w:val="28"/>
+          <w:szCs w:val="28"/>
+        </w:rPr>
+        <w:t xml:space="preserve">заметно </w:t>
+      </w:r>
+      <w:r>
+        <w:rPr>
+          <w:sz w:val="28"/>
+          <w:szCs w:val="28"/>
+        </w:rPr>
+        <w:t>оптимизиру</w:t>
+      </w:r>
+      <w:r>
+        <w:rPr>
+          <w:sz w:val="28"/>
+          <w:szCs w:val="28"/>
+        </w:rPr>
+        <w:t>ю</w:t>
+      </w:r>
+      <w:r>
+        <w:rPr>
+          <w:sz w:val="28"/>
+          <w:szCs w:val="28"/>
+        </w:rPr>
+        <w:t>т работу веб-приложения при большой нагрузке</w:t>
+      </w:r>
+      <w:r>
+        <w:rPr>
+          <w:sz w:val="28"/>
+          <w:szCs w:val="28"/>
+        </w:rPr>
+        <w:t xml:space="preserve">, а также отсутствие некоторые необходимых </w:t>
+      </w:r>
+      <w:r>
+        <w:rPr>
+          <w:sz w:val="28"/>
+          <w:szCs w:val="28"/>
+          <w:lang w:val="en-US"/>
+        </w:rPr>
+        <w:t xml:space="preserve">get </w:t>
+      </w:r>
+      <w:r>
+        <w:rPr>
+          <w:sz w:val="28"/>
+          <w:szCs w:val="28"/>
+        </w:rPr>
+        <w:t xml:space="preserve">методов. </w:t>
+      </w:r>
+    </w:p>
+    <w:p>
+      <w:pPr>
+        <w:spacing w:line="360" w:lineRule="auto"/>
+        <w:jc w:val="center"/>
+        <w:rPr>
+          <w:sz w:val="28"/>
+          <w:szCs w:val="28"/>
+        </w:rPr>
+      </w:pPr>
+      <w:r>
+        <w:rPr>
+          <w:sz w:val="28"/>
+          <w:szCs w:val="28"/>
+        </w:rPr>
+        <w:t>ВЫВОД К РАБОТЕ:</w:t>
+      </w:r>
+    </w:p>
+    <w:p>
+      <w:pPr>
+        <w:spacing w:line="360" w:lineRule="auto"/>
+        <w:ind w:firstLine="709"/>
+        <w:jc w:val="both"/>
+        <w:rPr>
+          <w:sz w:val="28"/>
         </w:rPr>
       </w:pPr>
       <w:r>
@@ -1411,9 +5396,9 @@
       </w:r>
     </w:p>
     <w:sectPr>
-      <w:footerReference w:type="even" r:id="rId7"/>
-      <w:footerReference w:type="default" r:id="rId8"/>
-      <w:footerReference w:type="first" r:id="rId9"/>
+      <w:footerReference w:type="even" r:id="rId33"/>
+      <w:footerReference w:type="default" r:id="rId34"/>
+      <w:footerReference w:type="first" r:id="rId35"/>
       <w:pgSz w:w="11906" w:h="16838"/>
       <w:pgMar w:top="1134" w:right="850" w:bottom="1134" w:left="1701" w:header="0" w:footer="708" w:gutter="0"/>
       <w:cols w:space="720"/>
@@ -1528,6 +5513,119 @@
 <file path=word/numbering.xml><?xml version="1.0" encoding="utf-8"?>
 <w:numbering xmlns:wpc="http://schemas.microsoft.com/office/word/2010/wordprocessingCanvas" xmlns:cx="http://schemas.microsoft.com/office/drawing/2014/chartex" xmlns:cx1="http://schemas.microsoft.com/office/drawing/2015/9/8/chartex" xmlns:cx2="http://schemas.microsoft.com/office/drawing/2015/10/21/chartex" xmlns:cx3="http://schemas.microsoft.com/office/drawing/2016/5/9/chartex" xmlns:cx4="http://schemas.microsoft.com/office/drawing/2016/5/10/chartex" xmlns:cx5="http://schemas.microsoft.com/office/drawing/2016/5/11/chartex" xmlns:cx6="http://schemas.microsoft.com/office/drawing/2016/5/12/chartex" xmlns:cx7="http://schemas.microsoft.com/office/drawing/2016/5/13/chartex" xmlns:cx8="http://schemas.microsoft.com/office/drawing/2016/5/14/chartex" xmlns:mc="http://schemas.openxmlformats.org/markup-compatibility/2006" xmlns:aink="http://schemas.microsoft.com/office/drawing/2016/ink" xmlns:am3d="http://schemas.microsoft.com/office/drawing/2017/model3d" xmlns:o="urn:schemas-microsoft-com:office:office" xmlns:oel="http://schemas.microsoft.com/office/2019/extlst" xmlns:r="http://schemas.openxmlformats.org/officeDocument/2006/relationships" xmlns:m="http://schemas.openxmlformats.org/officeDocument/2006/math" xmlns:v="urn:schemas-microsoft-com:vml" xmlns:wp14="http://schemas.microsoft.com/office/word/2010/wordprocessingDrawing" xmlns:wp="http://schemas.openxmlformats.org/drawingml/2006/wordprocessingDrawing" xmlns:w10="urn:schemas-microsoft-com:office:word" xmlns:w="http://schemas.openxmlformats.org/wordprocessingml/2006/main" xmlns:w14="http://schemas.microsoft.com/office/word/2010/wordml" xmlns:w15="http://schemas.microsoft.com/office/word/2012/wordml" xmlns:w16cex="http://schemas.microsoft.com/office/word/2018/wordml/cex" xmlns:w16cid="http://schemas.microsoft.com/office/word/2016/wordml/cid" xmlns:w16="http://schemas.microsoft.com/office/word/2018/wordml" xmlns:w16sdtdh="http://schemas.microsoft.com/office/word/2020/wordml/sdtdatahash" xmlns:w16se="http://schemas.microsoft.com/office/word/2015/wordml/symex" xmlns:wpg="http://schemas.microsoft.com/office/word/2010/wordprocessingGroup" xmlns:wpi="http://schemas.microsoft.com/office/word/2010/wordprocessingInk" xmlns:wne="http://schemas.microsoft.com/office/word/2006/wordml" xmlns:wps="http://schemas.microsoft.com/office/word/2010/wordprocessingShape" mc:Ignorable="w14 w15 w16se w16cid w16 w16cex w16sdtdh wp14">
   <w:abstractNum w:abstractNumId="0" w15:restartNumberingAfterBreak="0">
+    <w:nsid w:val="0CCA57D0"/>
+    <w:multiLevelType w:val="hybridMultilevel"/>
+    <w:tmpl w:val="04C66772"/>
+    <w:lvl w:ilvl="0" w:tplc="313C4122">
+      <w:start w:val="1"/>
+      <w:numFmt w:val="bullet"/>
+      <w:lvlText w:val=""/>
+      <w:lvlJc w:val="left"/>
+      <w:pPr>
+        <w:ind w:left="1417" w:hanging="360"/>
+      </w:pPr>
+      <w:rPr>
+        <w:rFonts w:ascii="Symbol" w:hAnsi="Symbol" w:hint="default"/>
+      </w:rPr>
+    </w:lvl>
+    <w:lvl w:ilvl="1" w:tplc="04190003" w:tentative="1">
+      <w:start w:val="1"/>
+      <w:numFmt w:val="bullet"/>
+      <w:lvlText w:val="o"/>
+      <w:lvlJc w:val="left"/>
+      <w:pPr>
+        <w:ind w:left="2137" w:hanging="360"/>
+      </w:pPr>
+      <w:rPr>
+        <w:rFonts w:ascii="Courier New" w:hAnsi="Courier New" w:cs="Courier New" w:hint="default"/>
+      </w:rPr>
+    </w:lvl>
+    <w:lvl w:ilvl="2" w:tplc="04190005" w:tentative="1">
+      <w:start w:val="1"/>
+      <w:numFmt w:val="bullet"/>
+      <w:lvlText w:val=""/>
+      <w:lvlJc w:val="left"/>
+      <w:pPr>
+        <w:ind w:left="2857" w:hanging="360"/>
+      </w:pPr>
+      <w:rPr>
+        <w:rFonts w:ascii="Wingdings" w:hAnsi="Wingdings" w:hint="default"/>
+      </w:rPr>
+    </w:lvl>
+    <w:lvl w:ilvl="3" w:tplc="04190001" w:tentative="1">
+      <w:start w:val="1"/>
+      <w:numFmt w:val="bullet"/>
+      <w:lvlText w:val=""/>
+      <w:lvlJc w:val="left"/>
+      <w:pPr>
+        <w:ind w:left="3577" w:hanging="360"/>
+      </w:pPr>
+      <w:rPr>
+        <w:rFonts w:ascii="Symbol" w:hAnsi="Symbol" w:hint="default"/>
+      </w:rPr>
+    </w:lvl>
+    <w:lvl w:ilvl="4" w:tplc="04190003" w:tentative="1">
+      <w:start w:val="1"/>
+      <w:numFmt w:val="bullet"/>
+      <w:lvlText w:val="o"/>
+      <w:lvlJc w:val="left"/>
+      <w:pPr>
+        <w:ind w:left="4297" w:hanging="360"/>
+      </w:pPr>
+      <w:rPr>
+        <w:rFonts w:ascii="Courier New" w:hAnsi="Courier New" w:cs="Courier New" w:hint="default"/>
+      </w:rPr>
+    </w:lvl>
+    <w:lvl w:ilvl="5" w:tplc="04190005" w:tentative="1">
+      <w:start w:val="1"/>
+      <w:numFmt w:val="bullet"/>
+      <w:lvlText w:val=""/>
+      <w:lvlJc w:val="left"/>
+      <w:pPr>
+        <w:ind w:left="5017" w:hanging="360"/>
+      </w:pPr>
+      <w:rPr>
+        <w:rFonts w:ascii="Wingdings" w:hAnsi="Wingdings" w:hint="default"/>
+      </w:rPr>
+    </w:lvl>
+    <w:lvl w:ilvl="6" w:tplc="04190001" w:tentative="1">
+      <w:start w:val="1"/>
+      <w:numFmt w:val="bullet"/>
+      <w:lvlText w:val=""/>
+      <w:lvlJc w:val="left"/>
+      <w:pPr>
+        <w:ind w:left="5737" w:hanging="360"/>
+      </w:pPr>
+      <w:rPr>
+        <w:rFonts w:ascii="Symbol" w:hAnsi="Symbol" w:hint="default"/>
+      </w:rPr>
+    </w:lvl>
+    <w:lvl w:ilvl="7" w:tplc="04190003" w:tentative="1">
+      <w:start w:val="1"/>
+      <w:numFmt w:val="bullet"/>
+      <w:lvlText w:val="o"/>
+      <w:lvlJc w:val="left"/>
+      <w:pPr>
+        <w:ind w:left="6457" w:hanging="360"/>
+      </w:pPr>
+      <w:rPr>
+        <w:rFonts w:ascii="Courier New" w:hAnsi="Courier New" w:cs="Courier New" w:hint="default"/>
+      </w:rPr>
+    </w:lvl>
+    <w:lvl w:ilvl="8" w:tplc="04190005" w:tentative="1">
+      <w:start w:val="1"/>
+      <w:numFmt w:val="bullet"/>
+      <w:lvlText w:val=""/>
+      <w:lvlJc w:val="left"/>
+      <w:pPr>
+        <w:ind w:left="7177" w:hanging="360"/>
+      </w:pPr>
+      <w:rPr>
+        <w:rFonts w:ascii="Wingdings" w:hAnsi="Wingdings" w:hint="default"/>
+      </w:rPr>
+    </w:lvl>
+  </w:abstractNum>
+  <w:abstractNum w:abstractNumId="1" w15:restartNumberingAfterBreak="0">
     <w:nsid w:val="311D65AF"/>
     <w:multiLevelType w:val="hybridMultilevel"/>
     <w:tmpl w:val="60B8E55C"/>
@@ -1640,7 +5738,7 @@
       </w:rPr>
     </w:lvl>
   </w:abstractNum>
-  <w:abstractNum w:abstractNumId="1" w15:restartNumberingAfterBreak="0">
+  <w:abstractNum w:abstractNumId="2" w15:restartNumberingAfterBreak="0">
     <w:nsid w:val="321D33CC"/>
     <w:multiLevelType w:val="hybridMultilevel"/>
     <w:tmpl w:val="702CAE4C"/>
@@ -1726,7 +5824,7 @@
       </w:pPr>
     </w:lvl>
   </w:abstractNum>
-  <w:abstractNum w:abstractNumId="2" w15:restartNumberingAfterBreak="0">
+  <w:abstractNum w:abstractNumId="3" w15:restartNumberingAfterBreak="0">
     <w:nsid w:val="41646B8A"/>
     <w:multiLevelType w:val="hybridMultilevel"/>
     <w:tmpl w:val="2938CBBA"/>
@@ -1812,7 +5910,7 @@
       </w:pPr>
     </w:lvl>
   </w:abstractNum>
-  <w:abstractNum w:abstractNumId="3" w15:restartNumberingAfterBreak="0">
+  <w:abstractNum w:abstractNumId="4" w15:restartNumberingAfterBreak="0">
     <w:nsid w:val="441E6538"/>
     <w:multiLevelType w:val="hybridMultilevel"/>
     <w:tmpl w:val="B1D6EDDE"/>
@@ -1925,7 +6023,120 @@
       </w:rPr>
     </w:lvl>
   </w:abstractNum>
-  <w:abstractNum w:abstractNumId="4" w15:restartNumberingAfterBreak="0">
+  <w:abstractNum w:abstractNumId="5" w15:restartNumberingAfterBreak="0">
+    <w:nsid w:val="445B273A"/>
+    <w:multiLevelType w:val="hybridMultilevel"/>
+    <w:tmpl w:val="2EC23E0A"/>
+    <w:lvl w:ilvl="0" w:tplc="BC8CE472">
+      <w:start w:val="1"/>
+      <w:numFmt w:val="bullet"/>
+      <w:lvlText w:val=""/>
+      <w:lvlJc w:val="left"/>
+      <w:pPr>
+        <w:ind w:left="2149" w:hanging="360"/>
+      </w:pPr>
+      <w:rPr>
+        <w:rFonts w:ascii="Symbol" w:hAnsi="Symbol" w:hint="default"/>
+      </w:rPr>
+    </w:lvl>
+    <w:lvl w:ilvl="1" w:tplc="04190003" w:tentative="1">
+      <w:start w:val="1"/>
+      <w:numFmt w:val="bullet"/>
+      <w:lvlText w:val="o"/>
+      <w:lvlJc w:val="left"/>
+      <w:pPr>
+        <w:ind w:left="2869" w:hanging="360"/>
+      </w:pPr>
+      <w:rPr>
+        <w:rFonts w:ascii="Courier New" w:hAnsi="Courier New" w:cs="Courier New" w:hint="default"/>
+      </w:rPr>
+    </w:lvl>
+    <w:lvl w:ilvl="2" w:tplc="04190005" w:tentative="1">
+      <w:start w:val="1"/>
+      <w:numFmt w:val="bullet"/>
+      <w:lvlText w:val=""/>
+      <w:lvlJc w:val="left"/>
+      <w:pPr>
+        <w:ind w:left="3589" w:hanging="360"/>
+      </w:pPr>
+      <w:rPr>
+        <w:rFonts w:ascii="Wingdings" w:hAnsi="Wingdings" w:hint="default"/>
+      </w:rPr>
+    </w:lvl>
+    <w:lvl w:ilvl="3" w:tplc="04190001" w:tentative="1">
+      <w:start w:val="1"/>
+      <w:numFmt w:val="bullet"/>
+      <w:lvlText w:val=""/>
+      <w:lvlJc w:val="left"/>
+      <w:pPr>
+        <w:ind w:left="4309" w:hanging="360"/>
+      </w:pPr>
+      <w:rPr>
+        <w:rFonts w:ascii="Symbol" w:hAnsi="Symbol" w:hint="default"/>
+      </w:rPr>
+    </w:lvl>
+    <w:lvl w:ilvl="4" w:tplc="04190003" w:tentative="1">
+      <w:start w:val="1"/>
+      <w:numFmt w:val="bullet"/>
+      <w:lvlText w:val="o"/>
+      <w:lvlJc w:val="left"/>
+      <w:pPr>
+        <w:ind w:left="5029" w:hanging="360"/>
+      </w:pPr>
+      <w:rPr>
+        <w:rFonts w:ascii="Courier New" w:hAnsi="Courier New" w:cs="Courier New" w:hint="default"/>
+      </w:rPr>
+    </w:lvl>
+    <w:lvl w:ilvl="5" w:tplc="04190005" w:tentative="1">
+      <w:start w:val="1"/>
+      <w:numFmt w:val="bullet"/>
+      <w:lvlText w:val=""/>
+      <w:lvlJc w:val="left"/>
+      <w:pPr>
+        <w:ind w:left="5749" w:hanging="360"/>
+      </w:pPr>
+      <w:rPr>
+        <w:rFonts w:ascii="Wingdings" w:hAnsi="Wingdings" w:hint="default"/>
+      </w:rPr>
+    </w:lvl>
+    <w:lvl w:ilvl="6" w:tplc="04190001" w:tentative="1">
+      <w:start w:val="1"/>
+      <w:numFmt w:val="bullet"/>
+      <w:lvlText w:val=""/>
+      <w:lvlJc w:val="left"/>
+      <w:pPr>
+        <w:ind w:left="6469" w:hanging="360"/>
+      </w:pPr>
+      <w:rPr>
+        <w:rFonts w:ascii="Symbol" w:hAnsi="Symbol" w:hint="default"/>
+      </w:rPr>
+    </w:lvl>
+    <w:lvl w:ilvl="7" w:tplc="04190003" w:tentative="1">
+      <w:start w:val="1"/>
+      <w:numFmt w:val="bullet"/>
+      <w:lvlText w:val="o"/>
+      <w:lvlJc w:val="left"/>
+      <w:pPr>
+        <w:ind w:left="7189" w:hanging="360"/>
+      </w:pPr>
+      <w:rPr>
+        <w:rFonts w:ascii="Courier New" w:hAnsi="Courier New" w:cs="Courier New" w:hint="default"/>
+      </w:rPr>
+    </w:lvl>
+    <w:lvl w:ilvl="8" w:tplc="04190005" w:tentative="1">
+      <w:start w:val="1"/>
+      <w:numFmt w:val="bullet"/>
+      <w:lvlText w:val=""/>
+      <w:lvlJc w:val="left"/>
+      <w:pPr>
+        <w:ind w:left="7909" w:hanging="360"/>
+      </w:pPr>
+      <w:rPr>
+        <w:rFonts w:ascii="Wingdings" w:hAnsi="Wingdings" w:hint="default"/>
+      </w:rPr>
+    </w:lvl>
+  </w:abstractNum>
+  <w:abstractNum w:abstractNumId="6" w15:restartNumberingAfterBreak="0">
     <w:nsid w:val="580C7E7B"/>
     <w:multiLevelType w:val="multilevel"/>
     <w:tmpl w:val="1AEC2DA6"/>
@@ -2067,7 +6278,7 @@
       </w:rPr>
     </w:lvl>
   </w:abstractNum>
-  <w:abstractNum w:abstractNumId="5" w15:restartNumberingAfterBreak="0">
+  <w:abstractNum w:abstractNumId="7" w15:restartNumberingAfterBreak="0">
     <w:nsid w:val="6ECD0088"/>
     <w:multiLevelType w:val="hybridMultilevel"/>
     <w:tmpl w:val="3954B72A"/>
@@ -2180,7 +6391,120 @@
       </w:rPr>
     </w:lvl>
   </w:abstractNum>
-  <w:abstractNum w:abstractNumId="6" w15:restartNumberingAfterBreak="0">
+  <w:abstractNum w:abstractNumId="8" w15:restartNumberingAfterBreak="0">
+    <w:nsid w:val="781F7D7D"/>
+    <w:multiLevelType w:val="hybridMultilevel"/>
+    <w:tmpl w:val="D2FE0E24"/>
+    <w:lvl w:ilvl="0" w:tplc="BC8CE472">
+      <w:start w:val="1"/>
+      <w:numFmt w:val="bullet"/>
+      <w:lvlText w:val=""/>
+      <w:lvlJc w:val="left"/>
+      <w:pPr>
+        <w:ind w:left="1429" w:hanging="360"/>
+      </w:pPr>
+      <w:rPr>
+        <w:rFonts w:ascii="Symbol" w:hAnsi="Symbol" w:hint="default"/>
+      </w:rPr>
+    </w:lvl>
+    <w:lvl w:ilvl="1" w:tplc="04190003" w:tentative="1">
+      <w:start w:val="1"/>
+      <w:numFmt w:val="bullet"/>
+      <w:lvlText w:val="o"/>
+      <w:lvlJc w:val="left"/>
+      <w:pPr>
+        <w:ind w:left="2149" w:hanging="360"/>
+      </w:pPr>
+      <w:rPr>
+        <w:rFonts w:ascii="Courier New" w:hAnsi="Courier New" w:cs="Courier New" w:hint="default"/>
+      </w:rPr>
+    </w:lvl>
+    <w:lvl w:ilvl="2" w:tplc="04190005" w:tentative="1">
+      <w:start w:val="1"/>
+      <w:numFmt w:val="bullet"/>
+      <w:lvlText w:val=""/>
+      <w:lvlJc w:val="left"/>
+      <w:pPr>
+        <w:ind w:left="2869" w:hanging="360"/>
+      </w:pPr>
+      <w:rPr>
+        <w:rFonts w:ascii="Wingdings" w:hAnsi="Wingdings" w:hint="default"/>
+      </w:rPr>
+    </w:lvl>
+    <w:lvl w:ilvl="3" w:tplc="04190001" w:tentative="1">
+      <w:start w:val="1"/>
+      <w:numFmt w:val="bullet"/>
+      <w:lvlText w:val=""/>
+      <w:lvlJc w:val="left"/>
+      <w:pPr>
+        <w:ind w:left="3589" w:hanging="360"/>
+      </w:pPr>
+      <w:rPr>
+        <w:rFonts w:ascii="Symbol" w:hAnsi="Symbol" w:hint="default"/>
+      </w:rPr>
+    </w:lvl>
+    <w:lvl w:ilvl="4" w:tplc="04190003" w:tentative="1">
+      <w:start w:val="1"/>
+      <w:numFmt w:val="bullet"/>
+      <w:lvlText w:val="o"/>
+      <w:lvlJc w:val="left"/>
+      <w:pPr>
+        <w:ind w:left="4309" w:hanging="360"/>
+      </w:pPr>
+      <w:rPr>
+        <w:rFonts w:ascii="Courier New" w:hAnsi="Courier New" w:cs="Courier New" w:hint="default"/>
+      </w:rPr>
+    </w:lvl>
+    <w:lvl w:ilvl="5" w:tplc="04190005" w:tentative="1">
+      <w:start w:val="1"/>
+      <w:numFmt w:val="bullet"/>
+      <w:lvlText w:val=""/>
+      <w:lvlJc w:val="left"/>
+      <w:pPr>
+        <w:ind w:left="5029" w:hanging="360"/>
+      </w:pPr>
+      <w:rPr>
+        <w:rFonts w:ascii="Wingdings" w:hAnsi="Wingdings" w:hint="default"/>
+      </w:rPr>
+    </w:lvl>
+    <w:lvl w:ilvl="6" w:tplc="04190001" w:tentative="1">
+      <w:start w:val="1"/>
+      <w:numFmt w:val="bullet"/>
+      <w:lvlText w:val=""/>
+      <w:lvlJc w:val="left"/>
+      <w:pPr>
+        <w:ind w:left="5749" w:hanging="360"/>
+      </w:pPr>
+      <w:rPr>
+        <w:rFonts w:ascii="Symbol" w:hAnsi="Symbol" w:hint="default"/>
+      </w:rPr>
+    </w:lvl>
+    <w:lvl w:ilvl="7" w:tplc="04190003" w:tentative="1">
+      <w:start w:val="1"/>
+      <w:numFmt w:val="bullet"/>
+      <w:lvlText w:val="o"/>
+      <w:lvlJc w:val="left"/>
+      <w:pPr>
+        <w:ind w:left="6469" w:hanging="360"/>
+      </w:pPr>
+      <w:rPr>
+        <w:rFonts w:ascii="Courier New" w:hAnsi="Courier New" w:cs="Courier New" w:hint="default"/>
+      </w:rPr>
+    </w:lvl>
+    <w:lvl w:ilvl="8" w:tplc="04190005" w:tentative="1">
+      <w:start w:val="1"/>
+      <w:numFmt w:val="bullet"/>
+      <w:lvlText w:val=""/>
+      <w:lvlJc w:val="left"/>
+      <w:pPr>
+        <w:ind w:left="7189" w:hanging="360"/>
+      </w:pPr>
+      <w:rPr>
+        <w:rFonts w:ascii="Wingdings" w:hAnsi="Wingdings" w:hint="default"/>
+      </w:rPr>
+    </w:lvl>
+  </w:abstractNum>
+  <w:abstractNum w:abstractNumId="9" w15:restartNumberingAfterBreak="0">
     <w:nsid w:val="7DF73714"/>
     <w:multiLevelType w:val="multilevel"/>
     <w:tmpl w:val="7480DCFE"/>
@@ -2322,7 +6646,7 @@
     </w:lvl>
   </w:abstractNum>
   <w:num w:numId="1" w16cid:durableId="1382830249">
-    <w:abstractNumId w:val="1"/>
+    <w:abstractNumId w:val="2"/>
     <w:lvlOverride w:ilvl="0">
       <w:startOverride w:val="1"/>
     </w:lvlOverride>
@@ -2352,19 +6676,19 @@
     </w:lvlOverride>
   </w:num>
   <w:num w:numId="2" w16cid:durableId="1132290839">
+    <w:abstractNumId w:val="2"/>
+  </w:num>
+  <w:num w:numId="3" w16cid:durableId="181820955">
+    <w:abstractNumId w:val="7"/>
+  </w:num>
+  <w:num w:numId="4" w16cid:durableId="147282200">
     <w:abstractNumId w:val="1"/>
   </w:num>
-  <w:num w:numId="3" w16cid:durableId="181820955">
-    <w:abstractNumId w:val="5"/>
-  </w:num>
-  <w:num w:numId="4" w16cid:durableId="147282200">
-    <w:abstractNumId w:val="0"/>
-  </w:num>
   <w:num w:numId="5" w16cid:durableId="1614701295">
-    <w:abstractNumId w:val="3"/>
+    <w:abstractNumId w:val="4"/>
   </w:num>
   <w:num w:numId="6" w16cid:durableId="1481575895">
-    <w:abstractNumId w:val="2"/>
+    <w:abstractNumId w:val="3"/>
     <w:lvlOverride w:ilvl="0">
       <w:startOverride w:val="1"/>
     </w:lvlOverride>
@@ -2394,7 +6718,7 @@
     </w:lvlOverride>
   </w:num>
   <w:num w:numId="7" w16cid:durableId="658584012">
-    <w:abstractNumId w:val="6"/>
+    <w:abstractNumId w:val="9"/>
     <w:lvlOverride w:ilvl="0">
       <w:startOverride w:val="1"/>
     </w:lvlOverride>
@@ -2410,7 +6734,7 @@
     <w:lvlOverride w:ilvl="8"/>
   </w:num>
   <w:num w:numId="8" w16cid:durableId="1848903704">
-    <w:abstractNumId w:val="4"/>
+    <w:abstractNumId w:val="6"/>
     <w:lvlOverride w:ilvl="0"/>
     <w:lvlOverride w:ilvl="1">
       <w:startOverride w:val="1"/>
@@ -2422,6 +6746,15 @@
     <w:lvlOverride w:ilvl="6"/>
     <w:lvlOverride w:ilvl="7"/>
     <w:lvlOverride w:ilvl="8"/>
+  </w:num>
+  <w:num w:numId="9" w16cid:durableId="1969160925">
+    <w:abstractNumId w:val="8"/>
+  </w:num>
+  <w:num w:numId="10" w16cid:durableId="533615743">
+    <w:abstractNumId w:val="5"/>
+  </w:num>
+  <w:num w:numId="11" w16cid:durableId="1295526899">
+    <w:abstractNumId w:val="0"/>
   </w:num>
 </w:numbering>
 </file>
@@ -2824,7 +7157,7 @@
   <w:style w:type="paragraph" w:default="1" w:styleId="a">
     <w:name w:val="Normal"/>
     <w:qFormat/>
-    <w:rsid w:val="00DC0637"/>
+    <w:rsid w:val="00F841E0"/>
     <w:pPr>
       <w:widowControl w:val="0"/>
     </w:pPr>
@@ -3105,6 +7438,52 @@
       </w:tabs>
     </w:pPr>
   </w:style>
+  <w:style w:type="paragraph" w:customStyle="1" w:styleId="af3">
+    <w:name w:val="ЛР"/>
+    <w:basedOn w:val="a"/>
+    <w:link w:val="af4"/>
+    <w:qFormat/>
+    <w:rsid w:val="003E5391"/>
+    <w:pPr>
+      <w:widowControl/>
+      <w:suppressAutoHyphens w:val="0"/>
+      <w:spacing w:line="360" w:lineRule="auto"/>
+      <w:ind w:firstLine="697"/>
+      <w:jc w:val="both"/>
+    </w:pPr>
+    <w:rPr>
+      <w:noProof/>
+      <w:sz w:val="28"/>
+      <w:szCs w:val="24"/>
+      <w:lang w:val="en-US"/>
+    </w:rPr>
+  </w:style>
+  <w:style w:type="character" w:customStyle="1" w:styleId="af4">
+    <w:name w:val="ЛР Знак"/>
+    <w:basedOn w:val="a0"/>
+    <w:link w:val="af3"/>
+    <w:rsid w:val="003E5391"/>
+    <w:rPr>
+      <w:rFonts w:ascii="Times New Roman" w:eastAsia="Times New Roman" w:hAnsi="Times New Roman" w:cs="Times New Roman"/>
+      <w:noProof/>
+      <w:color w:val="000000"/>
+      <w:sz w:val="28"/>
+      <w:szCs w:val="24"/>
+      <w:lang w:val="en-US" w:eastAsia="ru-RU"/>
+    </w:rPr>
+  </w:style>
+  <w:style w:type="character" w:styleId="af5">
+    <w:name w:val="Unresolved Mention"/>
+    <w:basedOn w:val="a0"/>
+    <w:uiPriority w:val="99"/>
+    <w:semiHidden/>
+    <w:unhideWhenUsed/>
+    <w:rsid w:val="0054777E"/>
+    <w:rPr>
+      <w:color w:val="605E5C"/>
+      <w:shd w:val="clear" w:color="auto" w:fill="E1DFDD"/>
+    </w:rPr>
+  </w:style>
 </w:styles>
 </file>
 
@@ -3280,4 +7659,16 @@
   <a:objectDefaults/>
   <a:extraClrSchemeLst/>
 </a:theme>
+</file>
+
+<file path=customXml/item1.xml><?xml version="1.0" encoding="utf-8"?>
+<b:Sources xmlns:b="http://schemas.openxmlformats.org/officeDocument/2006/bibliography" xmlns="http://schemas.openxmlformats.org/officeDocument/2006/bibliography" SelectedStyle="\APASixthEditionOfficeOnline.xsl" StyleName="APA" Version="6"/>
+</file>
+
+<file path=customXml/itemProps1.xml><?xml version="1.0" encoding="utf-8"?>
+<ds:datastoreItem xmlns:ds="http://schemas.openxmlformats.org/officeDocument/2006/customXml" ds:itemID="{F01E2080-184F-461E-AAB9-B8E7BF0291BF}">
+  <ds:schemaRefs>
+    <ds:schemaRef ds:uri="http://schemas.openxmlformats.org/officeDocument/2006/bibliography"/>
+  </ds:schemaRefs>
+</ds:datastoreItem>
 </file>